--- a/docs/演示视频脚本.docx
+++ b/docs/演示视频脚本.docx
@@ -125,7 +125,7 @@
         <w:t>操作</w:t>
       </w:r>
       <w:r>
-        <w:t>：鼠标缓慢划过 4 个 KPI 卡（岗位 29、技能点 105、已处理 JD 303、抄袭拦截 10），停在"图谱平均置信度 92.7%"仪表盘与底部"全流程闭环"六步图。</w:t>
+        <w:t>：鼠标缓慢划过 4 个 KPI 卡（岗位 35、技能点 101、已处理 JD 379、抄袭拦截 11），停在"图谱平均置信度 93.0%"仪表盘与底部"全流程闭环"六步图。</w:t>
       </w:r>
     </w:p>
     <w:p>
@@ -209,7 +209,7 @@
         <w:pStyle w:val="ListBullet"/>
       </w:pPr>
       <w:r>
-        <w:t>用顶部下拉切换技术栈（人工智能 / 大数据 / 物联网），展示"按技术栈切换视图"；</w:t>
+        <w:t>用顶部下拉切换技术栈（人工智能 / 大数据 / 智能系统 / 物联网 / 云计算与工程）与岗位级别，展示"按技术栈与级别切换视图"；</w:t>
       </w:r>
     </w:p>
     <w:p>
@@ -553,7 +553,7 @@
         <w:t>旁白</w:t>
       </w:r>
       <w:r>
-        <w:t>："求职者或 HR 上传简历，系统解析技能，对比目标岗位图谱，给出精准的差距诊断。"</w:t>
+        <w:t>："求职者或 HR 上传简历，系统解析技能，对比目标岗位图谱，给出精准的差距诊断。简历仅在内存中解析用于本次匹配，原始简历与姓名等个人信息不在服务器留存（隐私合规）。"</w:t>
       </w:r>
     </w:p>
     <w:p>
@@ -752,7 +752,7 @@
         <w:t>操作</w:t>
       </w:r>
       <w:r>
-        <w:t>：展开某能力项证据（独立来源数、原始 JD 片段）；切到"岗位库管理"快速展示 29 个岗位、各自置信度。</w:t>
+        <w:t>：展开某能力项证据（独立来源数、原始 JD 片段）；切到"岗位库管理"快速展示 35 个岗位、各自置信度。</w:t>
       </w:r>
     </w:p>
     <w:p>
@@ -788,7 +788,7 @@
         <w:t>旁白</w:t>
       </w:r>
       <w:r>
-        <w:t>："智岗图谱已稳定部署上线，JD 解析 98.6%、简历提取 96.5%、人岗匹配 100%，全流程闭环、可迁移、可进化。让人才与岗位，精准相遇。"</w:t>
+        <w:t>："智岗图谱已稳定部署上线，JD 解析 98.2%、简历提取 96.5%、人岗匹配 100%，覆盖 AI / 大数据 / 智能系统 / 物联网 / 云计算五大技术栈；简历仅内存解析、个人信息不留存，全流程闭环、合规可信、可迁移、可进化。让人才与岗位，精准相遇。"</w:t>
       </w:r>
     </w:p>
     <w:p>

--- a/docs/演示视频脚本.docx
+++ b/docs/演示视频脚本.docx
@@ -48,13 +48,13 @@
         <w:t>9 分 30 秒</w:t>
       </w:r>
       <w:r>
-        <w:t>。按"背景痛点 → 全景图谱 → 新岗位发现 → 既有岗位能力更新 → 人岗匹配诊断 → 创新点收束"组织，</w:t>
+        <w:t>。按"背景痛点 → 数据驾驶舱（真实数据闭环）→ 全景图谱 → 岗位详情（技能点/置信度/溯源/权威依据/演化对照）→ 岗位能力演化（级别 + 时间）→ 新岗位发现 → 人岗匹配诊断 → 收束"组织，</w:t>
       </w:r>
       <w:r>
         <w:rPr>
           <w:b/>
         </w:rPr>
-        <w:t>重点突出新岗位与既有岗位能力更新的图谱演示</w:t>
+        <w:t>重点突出真实数据驱动与新/既有岗位能力更新的图谱演示</w:t>
       </w:r>
       <w:r>
         <w:t>（赛题明确要求）。</w:t>
@@ -65,7 +65,7 @@
         <w:pStyle w:val="Heading2"/>
       </w:pPr>
       <w:r>
-        <w:t>镜头 0 ｜ 开场（0:00–0:40）</w:t>
+        <w:t>镜头 0 ｜ 开场：数据驾驶舱（0:00–1:10）</w:t>
       </w:r>
     </w:p>
     <w:p>
@@ -102,7 +102,7 @@
         <w:t>旁白</w:t>
       </w:r>
       <w:r>
-        <w:t>："数字经济时代，技术迭代远超人才培养周期，企业'招不到合适的人'，青年'看不清职业路径'。我们打造了</w:t>
+        <w:t>："数字经济时代，技术迭代远超人才培养周期。我们打造了</w:t>
       </w:r>
       <w:r>
         <w:rPr>
@@ -111,7 +111,16 @@
         <w:t>智岗图谱</w:t>
       </w:r>
       <w:r>
-        <w:t>——一个数据驱动、可自我进化的'人才能力大脑'。"</w:t>
+        <w:t>——一个由</w:t>
+      </w:r>
+      <w:r>
+        <w:rPr>
+          <w:b/>
+        </w:rPr>
+        <w:t>806 条真实招聘 JD</w:t>
+      </w:r>
+      <w:r>
+        <w:t xml:space="preserve"> 驱动、可自我进化的'人才能力大脑'。"</w:t>
       </w:r>
     </w:p>
     <w:p>
@@ -125,7 +134,49 @@
         <w:t>操作</w:t>
       </w:r>
       <w:r>
-        <w:t>：鼠标缓慢划过 4 个 KPI 卡（岗位 35、技能点 101、已处理 JD 379、抄袭拦截 11），停在"图谱平均置信度 93.0%"仪表盘与底部"全流程闭环"六步图。</w:t>
+        <w:t>：</w:t>
+      </w:r>
+    </w:p>
+    <w:p>
+      <w:pPr>
+        <w:pStyle w:val="ListBullet"/>
+      </w:pPr>
+      <w:r>
+        <w:t>鼠标划过 KPI 卡（岗位 29、技能 2387、真实 JD 806、证据 3363）；</w:t>
+      </w:r>
+    </w:p>
+    <w:p>
+      <w:pPr>
+        <w:pStyle w:val="ListBullet"/>
+      </w:pPr>
+      <w:r>
+        <w:t>停在</w:t>
+      </w:r>
+      <w:r>
+        <w:rPr>
+          <w:b/>
+        </w:rPr>
+        <w:t>真实闭环漏斗</w:t>
+      </w:r>
+      <w:r>
+        <w:t>：采集 806 → SimHash 查重剔 25 → 解析 → 交叉验证 → 入图谱，强调"每一环都有真实数字可查"；</w:t>
+      </w:r>
+    </w:p>
+    <w:p>
+      <w:pPr>
+        <w:pStyle w:val="ListBullet"/>
+      </w:pPr>
+      <w:r>
+        <w:t>下滑到</w:t>
+      </w:r>
+      <w:r>
+        <w:rPr>
+          <w:b/>
+        </w:rPr>
+        <w:t>数据源台账</w:t>
+      </w:r>
+      <w:r>
+        <w:t>：腾讯招聘 255、网易招聘 251（2026W31-r1 批次，官网公开接口合法采集）、前程无忧公开数据集 300（2018 历史基线）——"每条 JD 平台、URL、批次全程可溯源"。</w:t>
       </w:r>
     </w:p>
     <w:p>
@@ -133,7 +184,7 @@
         <w:pStyle w:val="Heading2"/>
       </w:pPr>
       <w:r>
-        <w:t>镜头 1 ｜ 全景能力图谱（0:40–2:10）</w:t>
+        <w:t>镜头 1 ｜ 全景能力图谱（1:10–2:20）</w:t>
       </w:r>
     </w:p>
     <w:p>
@@ -147,7 +198,7 @@
         <w:t>画面</w:t>
       </w:r>
       <w:r>
-        <w:t>：进入"全景能力图谱"（</w:t>
+        <w:t>："全景能力图谱"（</w:t>
       </w:r>
       <w:r>
         <w:rPr>
@@ -170,7 +221,7 @@
         <w:t>旁白</w:t>
       </w:r>
       <w:r>
-        <w:t>："这是新一代信息技术岗位的全景能力图谱，颗粒度到</w:t>
+        <w:t>："这是新一代信息技术岗位的全景能力图谱，29 个岗位、两级技能体系——426 项粗粒度能力再细分到 1961 个</w:t>
       </w:r>
       <w:r>
         <w:rPr>
@@ -179,7 +230,75 @@
         <w:t>技能点</w:t>
       </w:r>
       <w:r>
-        <w:t>级别。彩色节点是岗位，灰色节点是技能点，连线代表能力要求与置信度。"</w:t>
+        <w:t>。"</w:t>
+      </w:r>
+    </w:p>
+    <w:p>
+      <w:pPr>
+        <w:pStyle w:val="ListBullet"/>
+      </w:pPr>
+      <w:r>
+        <w:rPr>
+          <w:b/>
+        </w:rPr>
+        <w:t>操作</w:t>
+      </w:r>
+      <w:r>
+        <w:t>：拖拽缩放；技术栈/级别切换；拖动"置信度≥"滑块展示低置信项过滤（反幻觉）；点击岗位节点下钻。</w:t>
+      </w:r>
+    </w:p>
+    <w:p>
+      <w:pPr>
+        <w:pStyle w:val="Heading2"/>
+      </w:pPr>
+      <w:r>
+        <w:t>镜头 2 ｜ 岗位详情：可解释、可溯源（2:20–4:10）⭐</w:t>
+      </w:r>
+    </w:p>
+    <w:p>
+      <w:pPr>
+        <w:pStyle w:val="ListBullet"/>
+      </w:pPr>
+      <w:r>
+        <w:rPr>
+          <w:b/>
+        </w:rPr>
+        <w:t>画面</w:t>
+      </w:r>
+      <w:r>
+        <w:t>：岗位库（</w:t>
+      </w:r>
+      <w:r>
+        <w:rPr>
+          <w:rFonts w:ascii="Consolas" w:hAnsi="Consolas"/>
+        </w:rPr>
+        <w:t>/jobs</w:t>
+      </w:r>
+      <w:r>
+        <w:t>）→ 点开"AI 智能体开发工程师"详情页。</w:t>
+      </w:r>
+    </w:p>
+    <w:p>
+      <w:pPr>
+        <w:pStyle w:val="ListBullet"/>
+      </w:pPr>
+      <w:r>
+        <w:rPr>
+          <w:b/>
+        </w:rPr>
+        <w:t>旁白</w:t>
+      </w:r>
+      <w:r>
+        <w:t>："每个岗位画像都做到</w:t>
+      </w:r>
+      <w:r>
+        <w:rPr>
+          <w:b/>
+        </w:rPr>
+        <w:t>可解释、可溯源、有权威依据</w:t>
+      </w:r>
+      <w:r>
+        <w:t>。"</w:t>
       </w:r>
     </w:p>
     <w:p>
@@ -201,7 +320,16 @@
         <w:pStyle w:val="ListBullet"/>
       </w:pPr>
       <w:r>
-        <w:t>拖拽缩放图谱，展示力导向布局；</w:t>
+        <w:t>展示</w:t>
+      </w:r>
+      <w:r>
+        <w:rPr>
+          <w:b/>
+        </w:rPr>
+        <w:t>细分技能点分组</w:t>
+      </w:r>
+      <w:r>
+        <w:t>：粗粒度能力项下展开细粒度技能点；</w:t>
       </w:r>
     </w:p>
     <w:p>
@@ -209,7 +337,22 @@
         <w:pStyle w:val="ListBullet"/>
       </w:pPr>
       <w:r>
-        <w:t>用顶部下拉切换技术栈（人工智能 / 大数据 / 智能系统 / 物联网 / 云计算与工程）与岗位级别，展示"按技术栈与级别切换视图"；</w:t>
+        <w:rPr>
+          <w:b/>
+        </w:rPr>
+        <w:t>点击任意置信度徽章</w:t>
+      </w:r>
+      <w:r>
+        <w:t xml:space="preserve"> → 弹出</w:t>
+      </w:r>
+      <w:r>
+        <w:rPr>
+          <w:b/>
+        </w:rPr>
+        <w:t>五因子分解</w:t>
+      </w:r>
+      <w:r>
+        <w:t>（支持率/来源多样性/时效性/来源权威度/外部验证，统一公式 C=0.35+0.20+0.15+0.20+0.10 加权）——"每一分都能拆开解释"；</w:t>
       </w:r>
     </w:p>
     <w:p>
@@ -217,7 +360,25 @@
         <w:pStyle w:val="ListBullet"/>
       </w:pPr>
       <w:r>
-        <w:t>拖动"置信度≥"滑块，展示低置信能力项被过滤（反幻觉）；</w:t>
+        <w:t>切到"</w:t>
+      </w:r>
+      <w:r>
+        <w:rPr>
+          <w:b/>
+        </w:rPr>
+        <w:t>溯源证据</w:t>
+      </w:r>
+      <w:r>
+        <w:t>"标签：展开某能力项证据，</w:t>
+      </w:r>
+      <w:r>
+        <w:rPr>
+          <w:b/>
+        </w:rPr>
+        <w:t>点开真实 JD 原始链接</w:t>
+      </w:r>
+      <w:r>
+        <w:t>（腾讯/网易官网）；</w:t>
       </w:r>
     </w:p>
     <w:p>
@@ -225,7 +386,33 @@
         <w:pStyle w:val="ListBullet"/>
       </w:pPr>
       <w:r>
-        <w:t>点击"机器学习工程师"节点 → 右侧详情卡 → 点击技能"PyTorch"节点 → 展示该技能关联的多个岗位（下钻）。</w:t>
+        <w:t>展示</w:t>
+      </w:r>
+      <w:r>
+        <w:rPr>
+          <w:b/>
+        </w:rPr>
+        <w:t>权威依据卡</w:t>
+      </w:r>
+      <w:r>
+        <w:t>：人社部 2026-07-02 公示"智能体开发员"工种（原文引用 + 快照）；</w:t>
+      </w:r>
+    </w:p>
+    <w:p>
+      <w:pPr>
+        <w:pStyle w:val="ListBullet"/>
+      </w:pPr>
+      <w:r>
+        <w:t>切到"</w:t>
+      </w:r>
+      <w:r>
+        <w:rPr>
+          <w:b/>
+        </w:rPr>
+        <w:t>演化历史</w:t>
+      </w:r>
+      <w:r>
+        <w:t>"标签：新旧版本对照展示。</w:t>
       </w:r>
     </w:p>
     <w:p>
@@ -233,7 +420,147 @@
         <w:pStyle w:val="Heading2"/>
       </w:pPr>
       <w:r>
-        <w:t>镜头 2 ｜ 新岗位发现与定义（2:10–4:00）⭐</w:t>
+        <w:t>镜头 3 ｜ 岗位能力演化：级别 + 时间（4:10–6:00）⭐</w:t>
+      </w:r>
+    </w:p>
+    <w:p>
+      <w:pPr>
+        <w:pStyle w:val="ListBullet"/>
+      </w:pPr>
+      <w:r>
+        <w:rPr>
+          <w:b/>
+        </w:rPr>
+        <w:t>画面</w:t>
+      </w:r>
+      <w:r>
+        <w:t>："岗位能力演化"（</w:t>
+      </w:r>
+      <w:r>
+        <w:rPr>
+          <w:rFonts w:ascii="Consolas" w:hAnsi="Consolas"/>
+        </w:rPr>
+        <w:t>/evolution</w:t>
+      </w:r>
+      <w:r>
+        <w:t>）。</w:t>
+      </w:r>
+    </w:p>
+    <w:p>
+      <w:pPr>
+        <w:pStyle w:val="ListBullet"/>
+      </w:pPr>
+      <w:r>
+        <w:rPr>
+          <w:b/>
+        </w:rPr>
+        <w:t>旁白</w:t>
+      </w:r>
+      <w:r>
+        <w:t>："能力要求沿两个维度演化——</w:t>
+      </w:r>
+      <w:r>
+        <w:rPr>
+          <w:b/>
+        </w:rPr>
+        <w:t>级别</w:t>
+      </w:r>
+      <w:r>
+        <w:t>与</w:t>
+      </w:r>
+      <w:r>
+        <w:rPr>
+          <w:b/>
+        </w:rPr>
+        <w:t>时间</w:t>
+      </w:r>
+      <w:r>
+        <w:t>。"</w:t>
+      </w:r>
+    </w:p>
+    <w:p>
+      <w:pPr>
+        <w:pStyle w:val="ListBullet"/>
+      </w:pPr>
+      <w:r>
+        <w:rPr>
+          <w:b/>
+        </w:rPr>
+        <w:t>操作</w:t>
+      </w:r>
+      <w:r>
+        <w:t>：</w:t>
+      </w:r>
+    </w:p>
+    <w:p>
+      <w:pPr>
+        <w:pStyle w:val="ListBullet"/>
+      </w:pPr>
+      <w:r>
+        <w:rPr>
+          <w:b/>
+        </w:rPr>
+        <w:t>级别演化</w:t>
+      </w:r>
+      <w:r>
+        <w:t>：选"AI 智能体开发工程师"，展示 初级→中级→高级 阶梯画像（22 个岗位建有分级画像）；点开</w:t>
+      </w:r>
+      <w:r>
+        <w:rPr>
+          <w:b/>
+        </w:rPr>
+        <w:t>中级→高级晋升 diff</w:t>
+      </w:r>
+      <w:r>
+        <w:t>——"晋升到高级需新增掌握 云原生 等 8 条能力"；</w:t>
+      </w:r>
+    </w:p>
+    <w:p>
+      <w:pPr>
+        <w:pStyle w:val="ListBullet"/>
+      </w:pPr>
+      <w:r>
+        <w:rPr>
+          <w:b/>
+        </w:rPr>
+        <w:t>时间演化</w:t>
+      </w:r>
+      <w:r>
+        <w:t xml:space="preserve">：切到时间演化视图，选"Java 开发工程师"，展示 </w:t>
+      </w:r>
+      <w:r>
+        <w:rPr>
+          <w:b/>
+        </w:rPr>
+        <w:t>2018→2026 真实 v1→v2 对比</w:t>
+      </w:r>
+      <w:r>
+        <w:t>（2018 前程无忧基线 vs 2026 腾讯/网易现网）：🟢 新增"大语言模型 / RAG / 云原生"、🟡 权重变化、🔴 淘汰"JSP"——每条附</w:t>
+      </w:r>
+      <w:r>
+        <w:rPr>
+          <w:b/>
+        </w:rPr>
+        <w:t>更新说明与真实数据源（平台 + JD 数）</w:t>
+      </w:r>
+      <w:r>
+        <w:t>；</w:t>
+      </w:r>
+    </w:p>
+    <w:p>
+      <w:pPr>
+        <w:pStyle w:val="ListBullet"/>
+      </w:pPr>
+      <w:r>
+        <w:t>强调："14 个岗位完成真实八年跨度演化，共 100 条演化记录。"</w:t>
+      </w:r>
+    </w:p>
+    <w:p>
+      <w:pPr>
+        <w:pStyle w:val="Heading2"/>
+      </w:pPr>
+      <w:r>
+        <w:t>镜头 4 ｜ 新岗位发现（6:00–7:20）⭐</w:t>
       </w:r>
     </w:p>
     <w:p>
@@ -270,25 +597,16 @@
         <w:t>旁白</w:t>
       </w:r>
       <w:r>
-        <w:t xml:space="preserve">："面对市场上正在萌芽的新岗位，系统通过 </w:t>
+        <w:t>："对市场上正在兴起的新岗位，系统坚持</w:t>
       </w:r>
       <w:r>
         <w:rPr>
           <w:b/>
         </w:rPr>
-        <w:t>Tavily + Serper 两个独立来源</w:t>
+        <w:t>证据先行</w:t>
       </w:r>
       <w:r>
-        <w:t>联网检索真实证据，再让大模型</w:t>
-      </w:r>
-      <w:r>
-        <w:rPr>
-          <w:b/>
-        </w:rPr>
-        <w:t>基于证据</w:t>
-      </w:r>
-      <w:r>
-        <w:t>生成定义——而不是凭空想象，从源头防止幻觉。"</w:t>
+        <w:t>：先匹配人社部文件与头部机构报告，再联网多源检索，最后才让大模型基于证据生成定义。"</w:t>
       </w:r>
     </w:p>
     <w:p>
@@ -310,7 +628,16 @@
         <w:pStyle w:val="ListBullet"/>
       </w:pPr>
       <w:r>
-        <w:t>点击种子标签"AI 智能体开发工程师"（或输入框输入），点击"发现并定义"；</w:t>
+        <w:t>展示 6 个新兴岗位列表与</w:t>
+      </w:r>
+      <w:r>
+        <w:rPr>
+          <w:b/>
+        </w:rPr>
+        <w:t>"新出现 / 复兴"徽章</w:t>
+      </w:r>
+      <w:r>
+        <w:t>：AI 智能体开发工程师（新兴度 0.9，人社部工种）、具身智能工程师、数字孪生工程技术人员（1.0）……</w:t>
       </w:r>
     </w:p>
     <w:p>
@@ -318,16 +645,16 @@
         <w:pStyle w:val="ListBullet"/>
       </w:pPr>
       <w:r>
-        <w:t>等待结果，展示左侧生成的岗位定义：</w:t>
+        <w:t>点开"人工智能数字人训练师"——</w:t>
       </w:r>
       <w:r>
         <w:rPr>
           <w:b/>
         </w:rPr>
-        <w:t>岗位名称、核心职责、必备技能（带置信度、'已验证'标记）、加分技能、典型行业应用场景</w:t>
+        <w:t>复兴型（revived）</w:t>
       </w:r>
       <w:r>
-        <w:t>；</w:t>
+        <w:t>：2021-22 元宇宙热潮 → 退潮 → 2024-08 人社部增设工种 + 大模型驱动复兴；</w:t>
       </w:r>
     </w:p>
     <w:p>
@@ -335,38 +662,7 @@
         <w:pStyle w:val="ListBullet"/>
       </w:pPr>
       <w:r>
-        <w:t>右侧展示"多源证据"列表与"独立来源数"，点开一条证据链接；</w:t>
-      </w:r>
-    </w:p>
-    <w:p>
-      <w:pPr>
-        <w:pStyle w:val="ListBullet"/>
-      </w:pPr>
-      <w:r>
-        <w:t>点击"保存到图谱"，跳转到该新岗位详情页，强调全景图谱中以</w:t>
-      </w:r>
-      <w:r>
-        <w:rPr>
-          <w:b/>
-        </w:rPr>
-        <w:t>琥珀色高亮</w:t>
-      </w:r>
-      <w:r>
-        <w:t>的新岗位节点。</w:t>
-      </w:r>
-    </w:p>
-    <w:p>
-      <w:pPr>
-        <w:pStyle w:val="ListBullet"/>
-      </w:pPr>
-      <w:r>
-        <w:rPr>
-          <w:b/>
-        </w:rPr>
-        <w:t>旁白</w:t>
-      </w:r>
-      <w:r>
-        <w:t>："生成的每一项能力都可溯源、可人工优化、支持动态更新。"</w:t>
+        <w:t>提一句降级叙事："曾经火热的'提示词工程师'已被系统降级为常规岗位——系统对岗位兴起/回落/复兴具备双向识别能力。"</w:t>
       </w:r>
     </w:p>
     <w:p>
@@ -374,149 +670,7 @@
         <w:pStyle w:val="Heading2"/>
       </w:pPr>
       <w:r>
-        <w:t>镜头 3 ｜ 既有岗位能力动态更新（4:00–5:50）⭐</w:t>
-      </w:r>
-    </w:p>
-    <w:p>
-      <w:pPr>
-        <w:pStyle w:val="ListBullet"/>
-      </w:pPr>
-      <w:r>
-        <w:rPr>
-          <w:b/>
-        </w:rPr>
-        <w:t>画面</w:t>
-      </w:r>
-      <w:r>
-        <w:t>："岗位能力演化"（</w:t>
-      </w:r>
-      <w:r>
-        <w:rPr>
-          <w:rFonts w:ascii="Consolas" w:hAnsi="Consolas"/>
-        </w:rPr>
-        <w:t>/evolution</w:t>
-      </w:r>
-      <w:r>
-        <w:t>）。</w:t>
-      </w:r>
-    </w:p>
-    <w:p>
-      <w:pPr>
-        <w:pStyle w:val="ListBullet"/>
-      </w:pPr>
-      <w:r>
-        <w:rPr>
-          <w:b/>
-        </w:rPr>
-        <w:t>旁白</w:t>
-      </w:r>
-      <w:r>
-        <w:t>："对既有岗位——比如 Java 开发工程师——技术在变，能力要求也在变。系统用最新招聘 JD 驱动能力演化。"</w:t>
-      </w:r>
-    </w:p>
-    <w:p>
-      <w:pPr>
-        <w:pStyle w:val="ListBullet"/>
-      </w:pPr>
-      <w:r>
-        <w:rPr>
-          <w:b/>
-        </w:rPr>
-        <w:t>操作</w:t>
-      </w:r>
-      <w:r>
-        <w:t>：</w:t>
-      </w:r>
-    </w:p>
-    <w:p>
-      <w:pPr>
-        <w:pStyle w:val="ListBullet"/>
-      </w:pPr>
-      <w:r>
-        <w:t>岗位下拉选择"Java 开发工程师"；</w:t>
-      </w:r>
-    </w:p>
-    <w:p>
-      <w:pPr>
-        <w:pStyle w:val="ListBullet"/>
-      </w:pPr>
-      <w:r>
-        <w:t>文本框已预置一条含"Spring Cloud 微服务、Kubernetes、</w:t>
-      </w:r>
-      <w:r>
-        <w:rPr>
-          <w:b/>
-        </w:rPr>
-        <w:t>大语言模型应用、RAG 检索增强、向量数据库</w:t>
-      </w:r>
-      <w:r>
-        <w:t>"的最新 JD；</w:t>
-      </w:r>
-    </w:p>
-    <w:p>
-      <w:pPr>
-        <w:pStyle w:val="ListBullet"/>
-      </w:pPr>
-      <w:r>
-        <w:t>点击"识别能力变化并演化"；</w:t>
-      </w:r>
-    </w:p>
-    <w:p>
-      <w:pPr>
-        <w:pStyle w:val="ListBullet"/>
-      </w:pPr>
-      <w:r>
-        <w:t>右侧展示统计卡：</w:t>
-      </w:r>
-      <w:r>
-        <w:rPr>
-          <w:b/>
-        </w:rPr>
-        <w:t>新增 X / 删除 Y / 修改 Z</w:t>
-      </w:r>
-      <w:r>
-        <w:t>；逐条展示变更：</w:t>
-      </w:r>
-    </w:p>
-    <w:p>
-      <w:pPr>
-        <w:pStyle w:val="ListBullet"/>
-      </w:pPr>
-      <w:r>
-        <w:t>🟢 新增"大语言模型 / 检索增强生成 / 容器化部署"——附</w:t>
-      </w:r>
-      <w:r>
-        <w:rPr>
-          <w:b/>
-        </w:rPr>
-        <w:t>更新说明与数据源</w:t>
-      </w:r>
-      <w:r>
-        <w:t>；</w:t>
-      </w:r>
-    </w:p>
-    <w:p>
-      <w:pPr>
-        <w:pStyle w:val="ListBullet"/>
-      </w:pPr>
-      <w:r>
-        <w:t>🟡 修改某技能重要度/权重——展示"必备↔加分"或权重变化箭头；</w:t>
-      </w:r>
-    </w:p>
-    <w:p>
-      <w:pPr>
-        <w:pStyle w:val="ListBullet"/>
-      </w:pPr>
-      <w:r>
-        <w:t>进入该岗位详情页 → "演化历史"标签 → 展示时间线，强调"明确标注新增/删除/修改 + 溯源"。</w:t>
-      </w:r>
-    </w:p>
-    <w:p>
-      <w:pPr>
-        <w:pStyle w:val="Heading2"/>
-      </w:pPr>
-      <w:r>
-        <w:t>镜头 4 ｜ 人岗匹配诊断与差距分析（5:50–8:00）</w:t>
+        <w:t>镜头 5 ｜ 人岗匹配诊断与差距分析（7:20–8:50）</w:t>
       </w:r>
     </w:p>
     <w:p>
@@ -553,7 +707,7 @@
         <w:t>旁白</w:t>
       </w:r>
       <w:r>
-        <w:t>："求职者或 HR 上传简历，系统解析技能，对比目标岗位图谱，给出精准的差距诊断。简历仅在内存中解析用于本次匹配，原始简历与姓名等个人信息不在服务器留存（隐私合规）。"</w:t>
+        <w:t>："上传简历，系统解析技能、对比岗位图谱，给出精准差距诊断。简历仅内存解析，个人信息不留存。"</w:t>
       </w:r>
     </w:p>
     <w:p>
@@ -567,110 +721,7 @@
         <w:t>操作</w:t>
       </w:r>
       <w:r>
-        <w:t>：</w:t>
-      </w:r>
-    </w:p>
-    <w:p>
-      <w:pPr>
-        <w:pStyle w:val="ListBullet"/>
-      </w:pPr>
-      <w:r>
-        <w:t>目标岗位选"机器学习工程师"；</w:t>
-      </w:r>
-    </w:p>
-    <w:p>
-      <w:pPr>
-        <w:pStyle w:val="ListBullet"/>
-      </w:pPr>
-      <w:r>
-        <w:t>上传一份 PDF/Word 简历（或切到"粘贴文本"演示），展示</w:t>
-      </w:r>
-      <w:r>
-        <w:rPr>
-          <w:b/>
-        </w:rPr>
-        <w:t>解析出的技能要素</w:t>
-      </w:r>
-      <w:r>
-        <w:t>（强调 torch→PyTorch 等同义归一化）；</w:t>
-      </w:r>
-    </w:p>
-    <w:p>
-      <w:pPr>
-        <w:pStyle w:val="ListBullet"/>
-      </w:pPr>
-      <w:r>
-        <w:t>点击"开始匹配诊断"，展示结果：</w:t>
-      </w:r>
-    </w:p>
-    <w:p>
-      <w:pPr>
-        <w:pStyle w:val="ListBullet"/>
-      </w:pPr>
-      <w:r>
-        <w:rPr>
-          <w:b/>
-        </w:rPr>
-        <w:t>综合匹配度仪表盘</w:t>
-      </w:r>
-      <w:r>
-        <w:t xml:space="preserve"> + 等级；</w:t>
-      </w:r>
-    </w:p>
-    <w:p>
-      <w:pPr>
-        <w:pStyle w:val="ListBullet"/>
-      </w:pPr>
-      <w:r>
-        <w:rPr>
-          <w:b/>
-        </w:rPr>
-        <w:t>多维度雷达图</w:t>
-      </w:r>
-      <w:r>
-        <w:t>（必备覆盖 / 加分覆盖 / 级别匹配 / 领域相关）；</w:t>
-      </w:r>
-    </w:p>
-    <w:p>
-      <w:pPr>
-        <w:pStyle w:val="ListBullet"/>
-      </w:pPr>
-      <w:r>
-        <w:rPr>
-          <w:b/>
-        </w:rPr>
-        <w:t>已具备 vs 能力缺口</w:t>
-      </w:r>
-      <w:r>
-        <w:t>（清晰标注缺失项）；</w:t>
-      </w:r>
-    </w:p>
-    <w:p>
-      <w:pPr>
-        <w:pStyle w:val="ListBullet"/>
-      </w:pPr>
-      <w:r>
-        <w:rPr>
-          <w:b/>
-        </w:rPr>
-        <w:t>岗位学习路径规划</w:t>
-      </w:r>
-      <w:r>
-        <w:t>（按先修关系拓扑排序的分步路径）；</w:t>
-      </w:r>
-    </w:p>
-    <w:p>
-      <w:pPr>
-        <w:pStyle w:val="ListBullet"/>
-      </w:pPr>
-      <w:r>
-        <w:rPr>
-          <w:b/>
-        </w:rPr>
-        <w:t>大模型针对性改进建议</w:t>
-      </w:r>
-      <w:r>
-        <w:t>（含资源方向与达标周期）。</w:t>
+        <w:t>：选目标岗位 → 上传/粘贴简历（展示 torch→PyTorch 归一化）→ 匹配结果：综合匹配度仪表盘、多维雷达图、已具备 vs 能力缺口、按先修关系排序的学习路径、大模型改进建议。</w:t>
       </w:r>
     </w:p>
     <w:p>
@@ -684,7 +735,7 @@
         <w:t>旁白</w:t>
       </w:r>
       <w:r>
-        <w:t>："从'你差什么'到'怎么补'，给出可执行的成长路径。"</w:t>
+        <w:t>："从'你差什么'到'怎么补'。匹配分类准确率实测 100%。"</w:t>
       </w:r>
     </w:p>
     <w:p>
@@ -692,75 +743,7 @@
         <w:pStyle w:val="Heading2"/>
       </w:pPr>
       <w:r>
-        <w:t>镜头 5 ｜ 创新点与溯源（8:00–9:10）</w:t>
-      </w:r>
-    </w:p>
-    <w:p>
-      <w:pPr>
-        <w:pStyle w:val="ListBullet"/>
-      </w:pPr>
-      <w:r>
-        <w:rPr>
-          <w:b/>
-        </w:rPr>
-        <w:t>画面</w:t>
-      </w:r>
-      <w:r>
-        <w:t>：回到某岗位详情页 → "溯源证据"标签。</w:t>
-      </w:r>
-    </w:p>
-    <w:p>
-      <w:pPr>
-        <w:pStyle w:val="ListBullet"/>
-      </w:pPr>
-      <w:r>
-        <w:rPr>
-          <w:b/>
-        </w:rPr>
-        <w:t>旁白</w:t>
-      </w:r>
-      <w:r>
-        <w:t>："系统的科学性来自两大创新：一是</w:t>
-      </w:r>
-      <w:r>
-        <w:rPr>
-          <w:b/>
-        </w:rPr>
-        <w:t>多源交叉验证清洗</w:t>
-      </w:r>
-      <w:r>
-        <w:t>，自动识别招聘数据的抄袭、通胀、时滞与噪音；二是</w:t>
-      </w:r>
-      <w:r>
-        <w:rPr>
-          <w:b/>
-        </w:rPr>
-        <w:t>能力幻觉防控</w:t>
-      </w:r>
-      <w:r>
-        <w:t>——只有被多个独立来源验证的能力才进入图谱，每一项都保留可追溯的证据。"</w:t>
-      </w:r>
-    </w:p>
-    <w:p>
-      <w:pPr>
-        <w:pStyle w:val="ListBullet"/>
-      </w:pPr>
-      <w:r>
-        <w:rPr>
-          <w:b/>
-        </w:rPr>
-        <w:t>操作</w:t>
-      </w:r>
-      <w:r>
-        <w:t>：展开某能力项证据（独立来源数、原始 JD 片段）；切到"岗位库管理"快速展示 35 个岗位、各自置信度。</w:t>
-      </w:r>
-    </w:p>
-    <w:p>
-      <w:pPr>
-        <w:pStyle w:val="Heading2"/>
-      </w:pPr>
-      <w:r>
-        <w:t>镜头 6 ｜ 收束（9:10–9:30）</w:t>
+        <w:t>镜头 6 ｜ 收束（8:50–9:30）</w:t>
       </w:r>
     </w:p>
     <w:p>
@@ -788,7 +771,7 @@
         <w:t>旁白</w:t>
       </w:r>
       <w:r>
-        <w:t>："智岗图谱已稳定部署上线，JD 解析 98.2%、简历提取 96.5%、人岗匹配 100%，覆盖 AI / 大数据 / 智能系统 / 物联网 / 云计算五大技术栈；简历仅内存解析、个人信息不留存，全流程闭环、合规可信、可迁移、可进化。让人才与岗位，精准相遇。"</w:t>
+        <w:t>："智岗图谱已稳定部署上线：806 条真实 JD、29 个岗位、2387 项技能、3363 条溯源证据；JD 解析 F1 98.25%、简历提取 96.49%、人岗匹配 100%。真实数据、诚实置信、全程可溯源——让人才与岗位，精准相遇。"</w:t>
       </w:r>
     </w:p>
     <w:p>
@@ -818,7 +801,7 @@
         <w:pStyle w:val="ListBullet"/>
       </w:pPr>
       <w:r>
-        <w:t>新岗位发现与演化涉及大模型/联网调用，约 10–20 秒，可在后期适当加速或加载动画过渡；</w:t>
+        <w:t>新岗位发现与匹配涉及大模型/联网调用，约 10–20 秒，可在后期加速或用加载动画过渡；</w:t>
       </w:r>
     </w:p>
     <w:p>
@@ -834,7 +817,7 @@
         <w:pStyle w:val="ListBullet"/>
       </w:pPr>
       <w:r>
-        <w:t>关键数字（指标、新增/删除能力项数）用字幕强调。</w:t>
+        <w:t>关键数字（806/29/2387/98.25%/0.535 等）用字幕强调；置信度五因子弹窗与真实 JD 链接点开是"真实性"最有说服力的两个镜头，务必给特写。</w:t>
       </w:r>
     </w:p>
     <w:sectPr>

--- a/docs/演示视频脚本.docx
+++ b/docs/演示视频脚本.docx
@@ -117,7 +117,7 @@
         <w:rPr>
           <w:b/>
         </w:rPr>
-        <w:t>806 条真实招聘 JD</w:t>
+        <w:t>2306 条真实招聘 JD</w:t>
       </w:r>
       <w:r>
         <w:t xml:space="preserve"> 驱动、可自我进化的'人才能力大脑'。"</w:t>
@@ -142,7 +142,7 @@
         <w:pStyle w:val="ListBullet"/>
       </w:pPr>
       <w:r>
-        <w:t>鼠标划过 KPI 卡（岗位 29、技能 2387、真实 JD 806、证据 3363）；</w:t>
+        <w:t>鼠标划过 KPI 卡（岗位 29、技能 4561、真实 JD 2306、证据 5409）；</w:t>
       </w:r>
     </w:p>
     <w:p>
@@ -159,7 +159,7 @@
         <w:t>真实闭环漏斗</w:t>
       </w:r>
       <w:r>
-        <w:t>：采集 806 → SimHash 查重剔 25 → 解析 → 交叉验证 → 入图谱，强调"每一环都有真实数字可查"；</w:t>
+        <w:t>：采集 2306 → SimHash 查重剔 150 → 解析 2156 → 交叉验证确认 2823 / 过滤 1403 → 入图谱，强调"每一环都有真实数字可查"；</w:t>
       </w:r>
     </w:p>
     <w:p>
@@ -176,7 +176,33 @@
         <w:t>数据源台账</w:t>
       </w:r>
       <w:r>
-        <w:t>：腾讯招聘 255、网易招聘 251（2026W31-r1 批次，官网公开接口合法采集）、前程无忧公开数据集 300（2018 历史基线）——"每条 JD 平台、URL、批次全程可溯源"。</w:t>
+        <w:t>：</w:t>
+      </w:r>
+      <w:r>
+        <w:rPr>
+          <w:b/>
+        </w:rPr>
+        <w:t>5 类渠道、6 个平台批次</w:t>
+      </w:r>
+      <w:r>
+        <w:t>——飞书招聘 SaaS 企业官网 629（11 家企业官方招聘官网）、国聘网 571（国家级公共招聘平台）、腾讯招聘 255、网易招聘 251，加 2018 与 2024 两个公开数据集各 300 条作为历史切片——"每条 JD 平台、URL、批次全程可溯源"；</w:t>
+      </w:r>
+    </w:p>
+    <w:p>
+      <w:pPr>
+        <w:pStyle w:val="ListBullet"/>
+      </w:pPr>
+      <w:r>
+        <w:t>补一句合规亮点："BOSS直聘、猎聘 robots 明确禁止检索路径，51job 有人机校验，智联要 JS 反爬令牌，实习僧字体加密——这些聚合平台我们</w:t>
+      </w:r>
+      <w:r>
+        <w:rPr>
+          <w:b/>
+        </w:rPr>
+        <w:t>逐一实测后一条数据都没采</w:t>
+      </w:r>
+      <w:r>
+        <w:t>。"</w:t>
       </w:r>
     </w:p>
     <w:p>
@@ -221,7 +247,7 @@
         <w:t>旁白</w:t>
       </w:r>
       <w:r>
-        <w:t>："这是新一代信息技术岗位的全景能力图谱，29 个岗位、两级技能体系——426 项粗粒度能力再细分到 1961 个</w:t>
+        <w:t>："这是新一代信息技术岗位的全景能力图谱，29 个岗位、两级技能体系——567 项粗粒度能力再细分到 3994 个</w:t>
       </w:r>
       <w:r>
         <w:rPr>
@@ -244,7 +270,7 @@
         <w:t>操作</w:t>
       </w:r>
       <w:r>
-        <w:t>：拖拽缩放；技术栈/级别切换；拖动"置信度≥"滑块展示低置信项过滤（反幻觉）；点击岗位节点下钻。</w:t>
+        <w:t>：拖拽缩放；技术栈/级别切换（人工智能 15 / 大数据 6 / 智能系统 5 / 云计算与工程 2 / 物联网 1）；拖动"置信度≥"滑块展示低置信项过滤（反幻觉）；点击岗位节点下钻。</w:t>
       </w:r>
     </w:p>
     <w:p>
@@ -378,7 +404,7 @@
         <w:t>点开真实 JD 原始链接</w:t>
       </w:r>
       <w:r>
-        <w:t>（腾讯/网易官网）；</w:t>
+        <w:t>（腾讯/网易/飞书 ATS/国聘）；</w:t>
       </w:r>
     </w:p>
     <w:p>
@@ -503,7 +529,16 @@
         <w:t>级别演化</w:t>
       </w:r>
       <w:r>
-        <w:t>：选"AI 智能体开发工程师"，展示 初级→中级→高级 阶梯画像（22 个岗位建有分级画像）；点开</w:t>
+        <w:t>：选"AI 智能体开发工程师"，展示 初级→中级→高级 阶梯画像（</w:t>
+      </w:r>
+      <w:r>
+        <w:rPr>
+          <w:b/>
+        </w:rPr>
+        <w:t>29 个岗位全部</w:t>
+      </w:r>
+      <w:r>
+        <w:t>建有分级画像，共 1627 条分级能力记录）；点开</w:t>
       </w:r>
       <w:r>
         <w:rPr>
@@ -526,22 +561,22 @@
         <w:t>时间演化</w:t>
       </w:r>
       <w:r>
-        <w:t xml:space="preserve">：切到时间演化视图，选"Java 开发工程师"，展示 </w:t>
+        <w:t xml:space="preserve">：切到时间演化视图，展示 </w:t>
       </w:r>
       <w:r>
         <w:rPr>
           <w:b/>
         </w:rPr>
-        <w:t>2018→2026 真实 v1→v2 对比</w:t>
+        <w:t>2018 → 2024 → 2026 三个真实时间切片</w:t>
       </w:r>
       <w:r>
-        <w:t>（2018 前程无忧基线 vs 2026 腾讯/网易现网）：🟢 新增"大语言模型 / RAG / 云原生"、🟡 权重变化、🔴 淘汰"JSP"——每条附</w:t>
+        <w:t>（2018 前程无忧公开数据集 / 2024 HuggingFace 公开数据集 / 2026 腾讯·网易·飞书·国聘现网）：🟢 新增"大语言模型 / RAG / 云原生"、🔴 淘汰、🟡 权重变化——每条附</w:t>
       </w:r>
       <w:r>
         <w:rPr>
           <w:b/>
         </w:rPr>
-        <w:t>更新说明与真实数据源（平台 + JD 数）</w:t>
+        <w:t>更新说明与真实数据源（平台 + JD 数 + 批次）</w:t>
       </w:r>
       <w:r>
         <w:t>；</w:t>
@@ -552,7 +587,89 @@
         <w:pStyle w:val="ListBullet"/>
       </w:pPr>
       <w:r>
-        <w:t>强调："14 个岗位完成真实八年跨度演化，共 100 条演化记录。"</w:t>
+        <w:rPr>
+          <w:b/>
+        </w:rPr>
+        <w:t>淘汰镜头（重点素材）</w:t>
+      </w:r>
+      <w:r>
+        <w:t xml:space="preserve">：筛出 </w:t>
+      </w:r>
+      <w:r>
+        <w:rPr>
+          <w:b/>
+        </w:rPr>
+        <w:t>Java 开发工程师</w:t>
+      </w:r>
+      <w:r>
+        <w:t>的变更列表，把 🔴 淘汰项拉满屏——Struts、J2EE、Hibernate、SpringMVC、Tomcat、Memcached、SQL Server、Dubbo、Oracle、MyBatis……</w:t>
+      </w:r>
+    </w:p>
+    <w:p>
+      <w:r>
+        <w:t xml:space="preserve">     旁白："同一个 Java 岗，一边新增大语言模型、RAG、云原生，一边</w:t>
+      </w:r>
+      <w:r>
+        <w:rPr>
+          <w:b/>
+        </w:rPr>
+        <w:t>判出 23 项经典老技术栈退场</w:t>
+      </w:r>
+      <w:r>
+        <w:t>。这不是我们编的示例，是判据机械跑出来的——每一条淘汰都要求它在最新窗口的 JD 原文里</w:t>
+      </w:r>
+      <w:r>
+        <w:rPr>
+          <w:b/>
+        </w:rPr>
+        <w:t>一次都没出现</w:t>
+      </w:r>
+      <w:r>
+        <w:t>、原本还得是必备能力，而且窗口至少 20 条 JD 才允许下这个结论。"</w:t>
+      </w:r>
+    </w:p>
+    <w:p>
+      <w:pPr>
+        <w:pStyle w:val="ListBullet"/>
+      </w:pPr>
+      <w:r>
+        <w:t>强调："</w:t>
+      </w:r>
+      <w:r>
+        <w:rPr>
+          <w:b/>
+        </w:rPr>
+        <w:t>共 621 条真实演化记录</w:t>
+      </w:r>
+      <w:r>
+        <w:t>——新增 367、淘汰 143、修改 111。</w:t>
+      </w:r>
+      <w:r>
+        <w:rPr>
+          <w:b/>
+        </w:rPr>
+        <w:t>15 个传统岗位</w:t>
+      </w:r>
+      <w:r>
+        <w:t xml:space="preserve">走完整时间链条，其中 6 个 AI 族岗位有 2024 中间态、已演化到 </w:t>
+      </w:r>
+      <w:r>
+        <w:rPr>
+          <w:b/>
+        </w:rPr>
+        <w:t>v3</w:t>
+      </w:r>
+      <w:r>
+        <w:t>；而</w:t>
+      </w:r>
+      <w:r>
+        <w:rPr>
+          <w:b/>
+        </w:rPr>
+        <w:t>另外 14 个岗位在 2018 的语料里根本找不到</w:t>
+      </w:r>
+      <w:r>
+        <w:t>——不是我们说它们新，是历史数据里压根没有它们，这就是'新岗位涌现'最直接的证据。"</w:t>
       </w:r>
     </w:p>
     <w:p>
@@ -771,7 +888,16 @@
         <w:t>旁白</w:t>
       </w:r>
       <w:r>
-        <w:t>："智岗图谱已稳定部署上线：806 条真实 JD、29 个岗位、2387 项技能、3363 条溯源证据；JD 解析 F1 98.25%、简历提取 96.49%、人岗匹配 100%。真实数据、诚实置信、全程可溯源——让人才与岗位，精准相遇。"</w:t>
+        <w:t>："智岗图谱已稳定部署上线：2306 条真实 JD、29 个岗位、4561 项技能、5409 条溯源证据、621 条真实演化记录；JD 解析 F1 98.25%、简历提取 96.49%、人岗匹配 100%。全库置信度均值 0.6403——比上一版更高，但</w:t>
+      </w:r>
+      <w:r>
+        <w:rPr>
+          <w:b/>
+        </w:rPr>
+        <w:t>公式一个参数都没动</w:t>
+      </w:r>
+      <w:r>
+        <w:t>，是数据源从 3 个渠道扩到 5 类渠道后证据变厚的结果。真实数据、诚实置信、全程可溯源——让人才与岗位，精准相遇。"</w:t>
       </w:r>
     </w:p>
     <w:p>
@@ -817,7 +943,21 @@
         <w:pStyle w:val="ListBullet"/>
       </w:pPr>
       <w:r>
-        <w:t>关键数字（806/29/2387/98.25%/0.535 等）用字幕强调；置信度五因子弹窗与真实 JD 链接点开是"真实性"最有说服力的两个镜头，务必给特写。</w:t>
+        <w:t>关键数字（2306/29/4561/621/98.25%/0.6403 等）用字幕强调；置信度五因子弹窗与真实 JD 链接点开是"真实性"最有说服力的两个镜头，务必给特写；Java 岗 23 项 🔴 淘汰的满屏列表建议单独给一个静帧 + 字幕"23 项经典 Java 技术栈退场"；</w:t>
+      </w:r>
+    </w:p>
+    <w:p>
+      <w:pPr>
+        <w:pStyle w:val="ListBullet"/>
+      </w:pPr>
+      <w:r>
+        <w:rPr>
+          <w:b/>
+        </w:rPr>
+        <w:t>诚实口径提醒</w:t>
+      </w:r>
+      <w:r>
+        <w:t>：若评委追问演化数据，可主动说明两点——①"2018 与 2024 两个切片各自只有单一数据集来源，交叉验证拿不到多源支持，所以 2026 这一步的变更量偏大（493/621 条），其中一部分来自来源丰富度提升而非纯粹的能力增长"；②淘汰判据"宁可少判不可错判"：窗口 JD 数不足 20 的岗位主动不下淘汰结论（曾在门槛 10 时把 16 条 JD 的运维岗 Nginx 误判为淘汰），且 Java 岗的 Django/Flask 属 2018 语料聚类污染、不是真实退场——主动交代局限比被问出来更有说服力。</w:t>
       </w:r>
     </w:p>
     <w:sectPr>

--- a/docs/演示视频脚本.docx
+++ b/docs/演示视频脚本.docx
@@ -117,7 +117,7 @@
         <w:rPr>
           <w:b/>
         </w:rPr>
-        <w:t>2306 条真实招聘 JD</w:t>
+        <w:t>2523 条真实招聘 JD</w:t>
       </w:r>
       <w:r>
         <w:t xml:space="preserve"> 驱动、可自我进化的'人才能力大脑'。"</w:t>
@@ -142,7 +142,7 @@
         <w:pStyle w:val="ListBullet"/>
       </w:pPr>
       <w:r>
-        <w:t>鼠标划过 KPI 卡（岗位 29、技能 4561、真实 JD 2306、证据 5409）；</w:t>
+        <w:t>鼠标划过 KPI 卡（岗位 32、技能 4570、真实 JD 2523、证据 5386）；</w:t>
       </w:r>
     </w:p>
     <w:p>
@@ -159,7 +159,7 @@
         <w:t>真实闭环漏斗</w:t>
       </w:r>
       <w:r>
-        <w:t>：采集 2306 → SimHash 查重剔 150 → 解析 2156 → 交叉验证确认 2823 / 过滤 1403 → 入图谱，强调"每一环都有真实数字可查"；</w:t>
+        <w:t>：采集 2523 → SimHash 查重剔 164 → 解析 2359 → 交叉验证确认 920 / 降级候选 1885 → 入图谱，强调"每一环都有真实数字可查"；</w:t>
       </w:r>
     </w:p>
     <w:p>
@@ -247,7 +247,7 @@
         <w:t>旁白</w:t>
       </w:r>
       <w:r>
-        <w:t>："这是新一代信息技术岗位的全景能力图谱，29 个岗位、两级技能体系——567 项粗粒度能力再细分到 3994 个</w:t>
+        <w:t>："这是新一代信息技术岗位的全景能力图谱，32 个岗位覆盖赛题点名的四大领域，两级技能体系——570 项粗粒度能力再细分到 4000 个</w:t>
       </w:r>
       <w:r>
         <w:rPr>
@@ -535,10 +535,10 @@
         <w:rPr>
           <w:b/>
         </w:rPr>
-        <w:t>29 个岗位全部</w:t>
+        <w:t>32 个岗位中 29 个</w:t>
       </w:r>
       <w:r>
-        <w:t>建有分级画像，共 1627 条分级能力记录）；点开</w:t>
+        <w:t>建有分级画像，共 916 条分级能力记录）；点开</w:t>
       </w:r>
       <w:r>
         <w:rPr>
@@ -888,7 +888,7 @@
         <w:t>旁白</w:t>
       </w:r>
       <w:r>
-        <w:t>："智岗图谱已稳定部署上线：2306 条真实 JD、29 个岗位、4561 项技能、5409 条溯源证据、621 条真实演化记录；JD 解析 F1 98.25%、简历提取 96.49%、人岗匹配 100%。全库置信度均值 0.6403——比上一版更高，但</w:t>
+        <w:t>："智岗图谱已稳定部署上线：2523 条真实 JD、32 个岗位、4570 项技能、5386 条溯源证据、621 条真实演化记录；JD 解析 F1 98.24%、简历提取 96.49%、人岗匹配 100%。全库置信度均值 0.6167——比上一版更高，但</w:t>
       </w:r>
       <w:r>
         <w:rPr>
@@ -943,7 +943,7 @@
         <w:pStyle w:val="ListBullet"/>
       </w:pPr>
       <w:r>
-        <w:t>关键数字（2306/29/4561/621/98.25%/0.6403 等）用字幕强调；置信度五因子弹窗与真实 JD 链接点开是"真实性"最有说服力的两个镜头，务必给特写；Java 岗 23 项 🔴 淘汰的满屏列表建议单独给一个静帧 + 字幕"23 项经典 Java 技术栈退场"；</w:t>
+        <w:t>关键数字（2523/32/4570/621/98.24%/0.6167 等）用字幕强调；置信度五因子弹窗与真实 JD 链接点开是"真实性"最有说服力的两个镜头，务必给特写；Java 岗 23 项 🔴 淘汰的满屏列表建议单独给一个静帧 + 字幕"23 项经典 Java 技术栈退场"；</w:t>
       </w:r>
     </w:p>
     <w:p>

--- a/docs/演示视频脚本.docx
+++ b/docs/演示视频脚本.docx
@@ -117,7 +117,7 @@
         <w:rPr>
           <w:b/>
         </w:rPr>
-        <w:t>2523 条真实招聘 JD</w:t>
+        <w:t>2570 条真实招聘 JD</w:t>
       </w:r>
       <w:r>
         <w:t xml:space="preserve"> 驱动、可自我进化的'人才能力大脑'。"</w:t>
@@ -142,7 +142,7 @@
         <w:pStyle w:val="ListBullet"/>
       </w:pPr>
       <w:r>
-        <w:t>鼠标划过 KPI 卡（岗位 32、技能 4570、真实 JD 2523、证据 5386）；</w:t>
+        <w:t>鼠标划过 KPI 卡（岗位 32、技能 3952、真实 JD 2570、证据 7861）；</w:t>
       </w:r>
     </w:p>
     <w:p>
@@ -159,7 +159,7 @@
         <w:t>真实闭环漏斗</w:t>
       </w:r>
       <w:r>
-        <w:t>：采集 2523 → SimHash 查重剔 164 → 解析 2359 → 交叉验证确认 920 / 降级候选 1885 → 入图谱，强调"每一环都有真实数字可查"；</w:t>
+        <w:t>：采集 2570 → SimHash 查重剔 166 → 解析 2404 → 交叉验证确认 1159 / 降级候选 3257 → 入图谱，强调"每一环都有真实数字可查"；</w:t>
       </w:r>
     </w:p>
     <w:p>
@@ -247,7 +247,7 @@
         <w:t>旁白</w:t>
       </w:r>
       <w:r>
-        <w:t>："这是新一代信息技术岗位的全景能力图谱，32 个岗位覆盖赛题点名的四大领域，两级技能体系——570 项粗粒度能力再细分到 4000 个</w:t>
+        <w:t>："这是新一代信息技术岗位的全景能力图谱，32 个岗位覆盖赛题点名的四大领域，两级技能体系——136 项粗粒度能力再细分到 3816 个</w:t>
       </w:r>
       <w:r>
         <w:rPr>
@@ -535,10 +535,10 @@
         <w:rPr>
           <w:b/>
         </w:rPr>
-        <w:t>32 个岗位中 29 个</w:t>
+        <w:t>32 个岗位全部</w:t>
       </w:r>
       <w:r>
-        <w:t>建有分级画像，共 916 条分级能力记录）；点开</w:t>
+        <w:t>建有分级画像，共 1076 条分级能力记录）；点开</w:t>
       </w:r>
       <w:r>
         <w:rPr>
@@ -888,16 +888,25 @@
         <w:t>旁白</w:t>
       </w:r>
       <w:r>
-        <w:t>："智岗图谱已稳定部署上线：2523 条真实 JD、32 个岗位、4570 项技能、5386 条溯源证据、621 条真实演化记录；JD 解析 F1 98.24%、简历提取 96.49%、人岗匹配 100%。全库置信度均值 0.6167——比上一版更高，但</w:t>
+        <w:t>："智岗图谱已稳定部署上线：2570 条真实 JD、32 个岗位、3952 项技能、7861 条溯源证据、621 条真实演化记录；JD 解析 F1 98.24%、简历提取 96.49%、人岗匹配 100%。全库置信度均值 0.5513——这个数字比上一版</w:t>
       </w:r>
       <w:r>
         <w:rPr>
           <w:b/>
         </w:rPr>
-        <w:t>公式一个参数都没动</w:t>
+        <w:t>低</w:t>
       </w:r>
       <w:r>
-        <w:t>，是数据源从 3 个渠道扩到 5 类渠道后证据变厚的结果。真实数据、诚实置信、全程可溯源——让人才与岗位，精准相遇。"</w:t>
+        <w:t>，因为我们把 6 个原本靠联网检索打分、置信度虚高到 1.0 的新兴岗位，改由真实 JD 语料重建、纳入同一条交叉验证链。</w:t>
+      </w:r>
+      <w:r>
+        <w:rPr>
+          <w:b/>
+        </w:rPr>
+        <w:t>公式一个参数都没动。</w:t>
+      </w:r>
+      <w:r>
+        <w:t xml:space="preserve"> 真实数据、诚实置信、全程可溯源——让人才与岗位，精准相遇。"</w:t>
       </w:r>
     </w:p>
     <w:p>
@@ -943,7 +952,7 @@
         <w:pStyle w:val="ListBullet"/>
       </w:pPr>
       <w:r>
-        <w:t>关键数字（2523/32/4570/621/98.24%/0.6167 等）用字幕强调；置信度五因子弹窗与真实 JD 链接点开是"真实性"最有说服力的两个镜头，务必给特写；Java 岗 23 项 🔴 淘汰的满屏列表建议单独给一个静帧 + 字幕"23 项经典 Java 技术栈退场"；</w:t>
+        <w:t>关键数字（2570/32/3952/621/98.24%/0.5513 等）用字幕强调；置信度五因子弹窗与真实 JD 链接点开是"真实性"最有说服力的两个镜头，务必给特写；Java 岗 23 项 🔴 淘汰的满屏列表建议单独给一个静帧 + 字幕"23 项经典 Java 技术栈退场"；</w:t>
       </w:r>
     </w:p>
     <w:p>

--- a/docs/演示视频脚本.docx
+++ b/docs/演示视频脚本.docx
@@ -888,7 +888,7 @@
         <w:t>旁白</w:t>
       </w:r>
       <w:r>
-        <w:t>："智岗图谱已稳定部署上线：2570 条真实 JD、32 个岗位、3952 项技能、7861 条溯源证据、621 条真实演化记录；JD 解析 F1 98.24%、简历提取 96.49%、人岗匹配 100%。全库置信度均值 0.5513——这个数字比上一版</w:t>
+        <w:t>："智岗图谱已稳定部署上线：2570 条真实 JD、32 个岗位、3952 项技能、7861 条溯源证据、621 条真实演化记录；JD 解析 F1 98.25%、简历提取 96.49%、人岗匹配 100%。全库置信度均值 0.5513——这个数字比上一版</w:t>
       </w:r>
       <w:r>
         <w:rPr>
@@ -952,7 +952,7 @@
         <w:pStyle w:val="ListBullet"/>
       </w:pPr>
       <w:r>
-        <w:t>关键数字（2570/32/3952/621/98.24%/0.5513 等）用字幕强调；置信度五因子弹窗与真实 JD 链接点开是"真实性"最有说服力的两个镜头，务必给特写；Java 岗 23 项 🔴 淘汰的满屏列表建议单独给一个静帧 + 字幕"23 项经典 Java 技术栈退场"；</w:t>
+        <w:t>关键数字（2570/32/3952/621/98.25%/0.5513 等）用字幕强调；置信度五因子弹窗与真实 JD 链接点开是"真实性"最有说服力的两个镜头，务必给特写；Java 岗 23 项 🔴 淘汰的满屏列表建议单独给一个静帧 + 字幕"23 项经典 Java 技术栈退场"；</w:t>
       </w:r>
     </w:p>
     <w:p>

--- a/docs/演示视频脚本.docx
+++ b/docs/演示视频脚本.docx
@@ -142,7 +142,7 @@
         <w:pStyle w:val="ListBullet"/>
       </w:pPr>
       <w:r>
-        <w:t>鼠标划过 KPI 卡（岗位 32、技能 3952、真实 JD 2570、证据 7861）；</w:t>
+        <w:t>鼠标划过 KPI 卡（岗位 32、技能 3952、真实 JD 2570、证据 7999）；</w:t>
       </w:r>
     </w:p>
     <w:p>
@@ -159,7 +159,7 @@
         <w:t>真实闭环漏斗</w:t>
       </w:r>
       <w:r>
-        <w:t>：采集 2570 → SimHash 查重剔 166 → 解析 2404 → 交叉验证确认 1159 / 降级候选 3257 → 入图谱，强调"每一环都有真实数字可查"；</w:t>
+        <w:t>：采集 2570 → SimHash 查重剔 166 → 解析 2404 → 交叉验证确认 1158 / 降级候选 3258 → 入图谱，强调"每一环都有真实数字可查"；</w:t>
       </w:r>
     </w:p>
     <w:p>
@@ -270,7 +270,7 @@
         <w:t>操作</w:t>
       </w:r>
       <w:r>
-        <w:t>：拖拽缩放；技术栈/级别切换（人工智能 15 / 大数据 6 / 智能系统 5 / 云计算与工程 2 / 物联网 1）；拖动"置信度≥"滑块展示低置信项过滤（反幻觉）；点击岗位节点下钻。</w:t>
+        <w:t>：拖拽缩放；技术栈/级别切换（人工智能 13 / 智能系统 6 / 物联网 5 / 大数据 4 / 云计算与工程 4）；拖动"置信度≥"滑块展示低置信项过滤（反幻觉）；点击岗位节点下钻。</w:t>
       </w:r>
     </w:p>
     <w:p>
@@ -888,7 +888,7 @@
         <w:t>旁白</w:t>
       </w:r>
       <w:r>
-        <w:t>："智岗图谱已稳定部署上线：2570 条真实 JD、32 个岗位、3952 项技能、7861 条溯源证据、621 条真实演化记录；JD 解析 F1 98.25%、简历提取 96.49%、人岗匹配 100%。全库置信度均值 0.5513——这个数字比上一版</w:t>
+        <w:t>："智岗图谱已稳定部署上线：2570 条真实 JD、32 个岗位、3952 项技能、7999 条溯源证据、621 条真实演化记录；JD 解析 F1 98.25%、简历提取 96.49%、人岗匹配 100%。全库置信度均值 0.5613——这个数字比上一版</w:t>
       </w:r>
       <w:r>
         <w:rPr>
@@ -952,7 +952,7 @@
         <w:pStyle w:val="ListBullet"/>
       </w:pPr>
       <w:r>
-        <w:t>关键数字（2570/32/3952/621/98.25%/0.5513 等）用字幕强调；置信度五因子弹窗与真实 JD 链接点开是"真实性"最有说服力的两个镜头，务必给特写；Java 岗 23 项 🔴 淘汰的满屏列表建议单独给一个静帧 + 字幕"23 项经典 Java 技术栈退场"；</w:t>
+        <w:t>关键数字（2570/32/3952/621/98.25%/0.5613 等）用字幕强调；置信度五因子弹窗与真实 JD 链接点开是"真实性"最有说服力的两个镜头，务必给特写；Java 岗 23 项 🔴 淘汰的满屏列表建议单独给一个静帧 + 字幕"23 项经典 Java 技术栈退场"；</w:t>
       </w:r>
     </w:p>
     <w:p>

--- a/docs/演示视频脚本.docx
+++ b/docs/演示视频脚本.docx
@@ -5,6 +5,7 @@
     <w:p>
       <w:pPr>
         <w:pStyle w:val="Title"/>
+        <w:keepNext/>
       </w:pPr>
       <w:r>
         <w:rPr>
@@ -22,23 +23,12 @@
           <w:i/>
           <w:color w:val="556573"/>
         </w:rPr>
-        <w:t>智岗图谱（TalentGraph AI）· 题目 XH-202621</w:t>
-      </w:r>
-    </w:p>
-    <w:p>
-      <w:pPr>
-        <w:ind w:left="288"/>
-      </w:pPr>
-      <w:r>
-        <w:rPr>
-          <w:i/>
-          <w:color w:val="556573"/>
-        </w:rPr>
-        <w:t>在线系统：http://101.200.184.201:8200/　|　建议录屏 1920×1080，配音 + 字幕</w:t>
+        <w:t>智岗图谱（TalentGraph AI）· 题目 XH-202621 在线系统：http://101.200.184.201:8200/　|　建议录屏 1920×1080，配音 + 字幕</w:t>
       </w:r>
     </w:p>
     <w:p>
       <w:r>
+        <w:rPr/>
         <w:t>总时长目标：</w:t>
       </w:r>
       <w:r>
@@ -48,6 +38,7 @@
         <w:t>9 分 30 秒</w:t>
       </w:r>
       <w:r>
+        <w:rPr/>
         <w:t>。按"背景痛点 → 数据驾驶舱（真实数据闭环）→ 全景图谱 → 岗位详情（技能点/置信度/溯源/权威依据/演化对照）→ 岗位能力演化（级别 + 时间）→ 新岗位发现 → 人岗匹配诊断 → 收束"组织，</w:t>
       </w:r>
       <w:r>
@@ -57,14 +48,17 @@
         <w:t>重点突出真实数据驱动与新/既有岗位能力更新的图谱演示</w:t>
       </w:r>
       <w:r>
+        <w:rPr/>
         <w:t>（赛题明确要求）。</w:t>
       </w:r>
     </w:p>
     <w:p>
       <w:pPr>
         <w:pStyle w:val="Heading2"/>
+        <w:keepNext/>
       </w:pPr>
       <w:r>
+        <w:rPr/>
         <w:t>镜头 0 ｜ 开场：数据驾驶舱（0:00–1:10）</w:t>
       </w:r>
     </w:p>
@@ -79,6 +73,7 @@
         <w:t>画面</w:t>
       </w:r>
       <w:r>
+        <w:rPr/>
         <w:t>：系统首页"数据驾驶舱"（</w:t>
       </w:r>
       <w:r>
@@ -88,6 +83,7 @@
         <w:t>/</w:t>
       </w:r>
       <w:r>
+        <w:rPr/>
         <w:t>）。</w:t>
       </w:r>
     </w:p>
@@ -102,6 +98,7 @@
         <w:t>旁白</w:t>
       </w:r>
       <w:r>
+        <w:rPr/>
         <w:t>："数字经济时代，技术迭代远超人才培养周期。我们打造了</w:t>
       </w:r>
       <w:r>
@@ -111,6 +108,7 @@
         <w:t>智岗图谱</w:t>
       </w:r>
       <w:r>
+        <w:rPr/>
         <w:t>——一个由</w:t>
       </w:r>
       <w:r>
@@ -120,6 +118,7 @@
         <w:t>2570 条真实招聘 JD</w:t>
       </w:r>
       <w:r>
+        <w:rPr/>
         <w:t xml:space="preserve"> 驱动、可自我进化的'人才能力大脑'。"</w:t>
       </w:r>
     </w:p>
@@ -134,22 +133,25 @@
         <w:t>操作</w:t>
       </w:r>
       <w:r>
+        <w:rPr/>
         <w:t>：</w:t>
       </w:r>
     </w:p>
     <w:p>
       <w:pPr>
-        <w:pStyle w:val="ListBullet"/>
+        <w:pStyle w:val="ListBullet2"/>
       </w:pPr>
       <w:r>
-        <w:t>鼠标划过 KPI 卡（岗位 32、技能 3952、真实 JD 2570、证据 7999）；</w:t>
+        <w:rPr/>
+        <w:t>鼠标划过 KPI 卡（岗位 32、技能 3952、真实 JD 2570、Evidence 9128）；</w:t>
       </w:r>
     </w:p>
     <w:p>
       <w:pPr>
-        <w:pStyle w:val="ListBullet"/>
+        <w:pStyle w:val="ListBullet2"/>
       </w:pPr>
       <w:r>
+        <w:rPr/>
         <w:t>停在</w:t>
       </w:r>
       <w:r>
@@ -159,14 +161,16 @@
         <w:t>真实闭环漏斗</w:t>
       </w:r>
       <w:r>
-        <w:t>：采集 2570 → SimHash 查重剔 166 → 解析 2404 → 交叉验证确认 1158 / 降级候选 3258 → 入图谱，强调"每一环都有真实数字可查"；</w:t>
+        <w:rPr/>
+        <w:t>：采集 2570 → SimHash 查重剔 166 → 解析 2404 → 交叉验证确认 812 / 候选 3604 → 入图谱，强调"每一环都有真实数字可查"；</w:t>
       </w:r>
     </w:p>
     <w:p>
       <w:pPr>
-        <w:pStyle w:val="ListBullet"/>
+        <w:pStyle w:val="ListBullet2"/>
       </w:pPr>
       <w:r>
+        <w:rPr/>
         <w:t>下滑到</w:t>
       </w:r>
       <w:r>
@@ -176,23 +180,26 @@
         <w:t>数据源台账</w:t>
       </w:r>
       <w:r>
+        <w:rPr/>
         <w:t>：</w:t>
       </w:r>
       <w:r>
         <w:rPr>
           <w:b/>
         </w:rPr>
-        <w:t>5 类渠道、6 个平台批次</w:t>
+        <w:t>5 类渠道、6 个 source、15 个采集批次</w:t>
       </w:r>
       <w:r>
-        <w:t>——飞书招聘 SaaS 企业官网 629（11 家企业官方招聘官网）、国聘网 571（国家级公共招聘平台）、腾讯招聘 255、网易招聘 251，加 2018 与 2024 两个公开数据集各 300 条作为历史切片——"每条 JD 平台、URL、批次全程可溯源"；</w:t>
+        <w:rPr/>
+        <w:t>——飞书招聘 SaaS 企业官网 774（11 家企业官方招聘官网）、国聘网 671（国家级公共招聘平台）、腾讯招聘 272、网易招聘 253，加 2018 与 2024 两个公开数据集各 300 条作为历史切片——"每条 JD 渠道、URL、批次全程可溯源；有效非重复 JD 的雇主识别 2105/2404（87.56%），同雇主跨平台只计一个雇主支持"；</w:t>
       </w:r>
     </w:p>
     <w:p>
       <w:pPr>
-        <w:pStyle w:val="ListBullet"/>
+        <w:pStyle w:val="ListBullet2"/>
       </w:pPr>
       <w:r>
+        <w:rPr/>
         <w:t>补一句合规亮点："BOSS直聘、猎聘 robots 明确禁止检索路径，51job 有人机校验，智联要 JS 反爬令牌，实习僧字体加密——这些聚合平台我们</w:t>
       </w:r>
       <w:r>
@@ -202,14 +209,17 @@
         <w:t>逐一实测后一条数据都没采</w:t>
       </w:r>
       <w:r>
+        <w:rPr/>
         <w:t>。"</w:t>
       </w:r>
     </w:p>
     <w:p>
       <w:pPr>
         <w:pStyle w:val="Heading2"/>
+        <w:keepNext/>
       </w:pPr>
       <w:r>
+        <w:rPr/>
         <w:t>镜头 1 ｜ 全景能力图谱（1:10–2:20）</w:t>
       </w:r>
     </w:p>
@@ -224,6 +234,7 @@
         <w:t>画面</w:t>
       </w:r>
       <w:r>
+        <w:rPr/>
         <w:t>："全景能力图谱"（</w:t>
       </w:r>
       <w:r>
@@ -233,6 +244,7 @@
         <w:t>/panorama</w:t>
       </w:r>
       <w:r>
+        <w:rPr/>
         <w:t>）。</w:t>
       </w:r>
     </w:p>
@@ -247,6 +259,7 @@
         <w:t>旁白</w:t>
       </w:r>
       <w:r>
+        <w:rPr/>
         <w:t>："这是新一代信息技术岗位的全景能力图谱，32 个岗位覆盖赛题点名的四大领域，两级技能体系——136 项粗粒度能力再细分到 3816 个</w:t>
       </w:r>
       <w:r>
@@ -256,6 +269,7 @@
         <w:t>技能点</w:t>
       </w:r>
       <w:r>
+        <w:rPr/>
         <w:t>。"</w:t>
       </w:r>
     </w:p>
@@ -270,14 +284,17 @@
         <w:t>操作</w:t>
       </w:r>
       <w:r>
+        <w:rPr/>
         <w:t>：拖拽缩放；技术栈/级别切换（人工智能 13 / 智能系统 6 / 物联网 5 / 大数据 4 / 云计算与工程 4）；拖动"置信度≥"滑块展示低置信项过滤（反幻觉）；点击岗位节点下钻。</w:t>
       </w:r>
     </w:p>
     <w:p>
       <w:pPr>
         <w:pStyle w:val="Heading2"/>
+        <w:keepNext/>
       </w:pPr>
       <w:r>
+        <w:rPr/>
         <w:t>镜头 2 ｜ 岗位详情：可解释、可溯源（2:20–4:10）⭐</w:t>
       </w:r>
     </w:p>
@@ -292,6 +309,7 @@
         <w:t>画面</w:t>
       </w:r>
       <w:r>
+        <w:rPr/>
         <w:t>：岗位库（</w:t>
       </w:r>
       <w:r>
@@ -301,6 +319,7 @@
         <w:t>/jobs</w:t>
       </w:r>
       <w:r>
+        <w:rPr/>
         <w:t>）→ 点开"AI 智能体开发工程师"详情页。</w:t>
       </w:r>
     </w:p>
@@ -315,6 +334,7 @@
         <w:t>旁白</w:t>
       </w:r>
       <w:r>
+        <w:rPr/>
         <w:t>："每个岗位画像都做到</w:t>
       </w:r>
       <w:r>
@@ -324,6 +344,7 @@
         <w:t>可解释、可溯源、有权威依据</w:t>
       </w:r>
       <w:r>
+        <w:rPr/>
         <w:t>。"</w:t>
       </w:r>
     </w:p>
@@ -338,14 +359,16 @@
         <w:t>操作</w:t>
       </w:r>
       <w:r>
+        <w:rPr/>
         <w:t>：</w:t>
       </w:r>
     </w:p>
     <w:p>
       <w:pPr>
-        <w:pStyle w:val="ListBullet"/>
+        <w:pStyle w:val="ListBullet2"/>
       </w:pPr>
       <w:r>
+        <w:rPr/>
         <w:t>展示</w:t>
       </w:r>
       <w:r>
@@ -355,12 +378,13 @@
         <w:t>细分技能点分组</w:t>
       </w:r>
       <w:r>
+        <w:rPr/>
         <w:t>：粗粒度能力项下展开细粒度技能点；</w:t>
       </w:r>
     </w:p>
     <w:p>
       <w:pPr>
-        <w:pStyle w:val="ListBullet"/>
+        <w:pStyle w:val="ListBullet2"/>
       </w:pPr>
       <w:r>
         <w:rPr>
@@ -369,6 +393,7 @@
         <w:t>点击任意置信度徽章</w:t>
       </w:r>
       <w:r>
+        <w:rPr/>
         <w:t xml:space="preserve"> → 弹出</w:t>
       </w:r>
       <w:r>
@@ -378,14 +403,16 @@
         <w:t>五因子分解</w:t>
       </w:r>
       <w:r>
+        <w:rPr/>
         <w:t>（支持率/来源多样性/时效性/来源权威度/外部验证，统一公式 C=0.35+0.20+0.15+0.20+0.10 加权）——"每一分都能拆开解释"；</w:t>
       </w:r>
     </w:p>
     <w:p>
       <w:pPr>
-        <w:pStyle w:val="ListBullet"/>
+        <w:pStyle w:val="ListBullet2"/>
       </w:pPr>
       <w:r>
+        <w:rPr/>
         <w:t>切到"</w:t>
       </w:r>
       <w:r>
@@ -395,6 +422,7 @@
         <w:t>溯源证据</w:t>
       </w:r>
       <w:r>
+        <w:rPr/>
         <w:t>"标签：展开某能力项证据，</w:t>
       </w:r>
       <w:r>
@@ -404,14 +432,16 @@
         <w:t>点开真实 JD 原始链接</w:t>
       </w:r>
       <w:r>
+        <w:rPr/>
         <w:t>（腾讯/网易/飞书 ATS/国聘）；</w:t>
       </w:r>
     </w:p>
     <w:p>
       <w:pPr>
-        <w:pStyle w:val="ListBullet"/>
+        <w:pStyle w:val="ListBullet2"/>
       </w:pPr>
       <w:r>
+        <w:rPr/>
         <w:t>展示</w:t>
       </w:r>
       <w:r>
@@ -421,14 +451,26 @@
         <w:t>权威依据卡</w:t>
       </w:r>
       <w:r>
-        <w:t>：人社部 2026-07-02 公示"智能体开发员"工种（原文引用 + 快照）；</w:t>
+        <w:rPr/>
+        <w:t xml:space="preserve">：人社部 2026-07-02 公示"智能体开发员"工种（原文引用 + 快照）；补充全库 </w:t>
+      </w:r>
+      <w:r>
+        <w:rPr>
+          <w:b/>
+        </w:rPr>
+        <w:t>21 条 AuthorityEvidence 覆盖 19/32 岗，6/6 新兴岗位全覆盖且共挂 8 条</w:t>
+      </w:r>
+      <w:r>
+        <w:rPr/>
+        <w:t>，未找到一手依据的岗位不硬凑；</w:t>
       </w:r>
     </w:p>
     <w:p>
       <w:pPr>
-        <w:pStyle w:val="ListBullet"/>
+        <w:pStyle w:val="ListBullet2"/>
       </w:pPr>
       <w:r>
+        <w:rPr/>
         <w:t>切到"</w:t>
       </w:r>
       <w:r>
@@ -438,14 +480,17 @@
         <w:t>演化历史</w:t>
       </w:r>
       <w:r>
+        <w:rPr/>
         <w:t>"标签：新旧版本对照展示。</w:t>
       </w:r>
     </w:p>
     <w:p>
       <w:pPr>
         <w:pStyle w:val="Heading2"/>
+        <w:keepNext/>
       </w:pPr>
       <w:r>
+        <w:rPr/>
         <w:t>镜头 3 ｜ 岗位能力演化：级别 + 时间（4:10–6:00）⭐</w:t>
       </w:r>
     </w:p>
@@ -460,6 +505,7 @@
         <w:t>画面</w:t>
       </w:r>
       <w:r>
+        <w:rPr/>
         <w:t>："岗位能力演化"（</w:t>
       </w:r>
       <w:r>
@@ -469,6 +515,7 @@
         <w:t>/evolution</w:t>
       </w:r>
       <w:r>
+        <w:rPr/>
         <w:t>）。</w:t>
       </w:r>
     </w:p>
@@ -483,6 +530,7 @@
         <w:t>旁白</w:t>
       </w:r>
       <w:r>
+        <w:rPr/>
         <w:t>："能力要求沿两个维度演化——</w:t>
       </w:r>
       <w:r>
@@ -492,6 +540,7 @@
         <w:t>级别</w:t>
       </w:r>
       <w:r>
+        <w:rPr/>
         <w:t>与</w:t>
       </w:r>
       <w:r>
@@ -501,6 +550,7 @@
         <w:t>时间</w:t>
       </w:r>
       <w:r>
+        <w:rPr/>
         <w:t>。"</w:t>
       </w:r>
     </w:p>
@@ -515,12 +565,13 @@
         <w:t>操作</w:t>
       </w:r>
       <w:r>
+        <w:rPr/>
         <w:t>：</w:t>
       </w:r>
     </w:p>
     <w:p>
       <w:pPr>
-        <w:pStyle w:val="ListBullet"/>
+        <w:pStyle w:val="ListBullet2"/>
       </w:pPr>
       <w:r>
         <w:rPr>
@@ -529,16 +580,28 @@
         <w:t>级别演化</w:t>
       </w:r>
       <w:r>
-        <w:t>：选"AI 智能体开发工程师"，展示 初级→中级→高级 阶梯画像（</w:t>
+        <w:rPr/>
+        <w:t xml:space="preserve">：选一个当前有画像的岗位，展示初级→中级→高级阶梯画像。主动说明生产库现有 </w:t>
       </w:r>
       <w:r>
         <w:rPr>
           <w:b/>
         </w:rPr>
-        <w:t>32 个岗位全部</w:t>
+        <w:t>828 条分级画像、覆盖 27/32 岗，越界 0/828（0.0%）</w:t>
       </w:r>
       <w:r>
-        <w:t>建有分级画像，共 1076 条分级能力记录）；点开</w:t>
+        <w:rPr/>
+        <w:t>；另有 5 个岗位（机器人算法工程师、自动驾驶算法工程师、人工智能数字人训练师、提示词工程师、智能硬件开发工程师）因证据不足保持 0 行，历史残影已清空——演示请从有画像的 27 个岗位里选（后端开发工程师、Java开发工程师、大数据开发工程师、云计算工程师这类存量岗，或 AI智能体开发工程师这类新兴岗都合适）。</w:t>
+      </w:r>
+      <w:r>
+        <w:rPr>
+          <w:b/>
+        </w:rPr>
+        <w:t>另注意避开自动驾驶算法工程师（active 仅 2 项）与机器人算法工程师（仅 4 项）</w:t>
+      </w:r>
+      <w:r>
+        <w:rPr/>
+        <w:t>——它们的证据主要来自匿名公开数据集，本轮补闸后页面很空，不适合作为演示岗位。再点开</w:t>
       </w:r>
       <w:r>
         <w:rPr>
@@ -547,12 +610,13 @@
         <w:t>中级→高级晋升 diff</w:t>
       </w:r>
       <w:r>
-        <w:t>——"晋升到高级需新增掌握 云原生 等 8 条能力"；</w:t>
+        <w:rPr/>
+        <w:t>展示真实差异；</w:t>
       </w:r>
     </w:p>
     <w:p>
       <w:pPr>
-        <w:pStyle w:val="ListBullet"/>
+        <w:pStyle w:val="ListBullet2"/>
       </w:pPr>
       <w:r>
         <w:rPr>
@@ -561,6 +625,7 @@
         <w:t>时间演化</w:t>
       </w:r>
       <w:r>
+        <w:rPr/>
         <w:t xml:space="preserve">：切到时间演化视图，展示 </w:t>
       </w:r>
       <w:r>
@@ -570,6 +635,7 @@
         <w:t>2018 → 2024 → 2026 三个真实时间切片</w:t>
       </w:r>
       <w:r>
+        <w:rPr/>
         <w:t>（2018 前程无忧公开数据集 / 2024 HuggingFace 公开数据集 / 2026 腾讯·网易·飞书·国聘现网）：🟢 新增"大语言模型 / RAG / 云原生"、🔴 淘汰、🟡 权重变化——每条附</w:t>
       </w:r>
       <w:r>
@@ -579,12 +645,13 @@
         <w:t>更新说明与真实数据源（平台 + JD 数 + 批次）</w:t>
       </w:r>
       <w:r>
+        <w:rPr/>
         <w:t>；</w:t>
       </w:r>
     </w:p>
     <w:p>
       <w:pPr>
-        <w:pStyle w:val="ListBullet"/>
+        <w:pStyle w:val="ListBullet2"/>
       </w:pPr>
       <w:r>
         <w:rPr>
@@ -593,6 +660,7 @@
         <w:t>淘汰镜头（重点素材）</w:t>
       </w:r>
       <w:r>
+        <w:rPr/>
         <w:t xml:space="preserve">：筛出 </w:t>
       </w:r>
       <w:r>
@@ -602,12 +670,8 @@
         <w:t>Java 开发工程师</w:t>
       </w:r>
       <w:r>
-        <w:t>的变更列表，把 🔴 淘汰项拉满屏——Struts、J2EE、Hibernate、SpringMVC、Tomcat、Memcached、SQL Server、Dubbo、Oracle、MyBatis……</w:t>
-      </w:r>
-    </w:p>
-    <w:p>
-      <w:r>
-        <w:t xml:space="preserve">     旁白："同一个 Java 岗，一边新增大语言模型、RAG、云原生，一边</w:t>
+        <w:rPr/>
+        <w:t>的变更列表，把 🔴 淘汰项拉满屏——Struts、J2EE、Hibernate、SpringMVC、Tomcat、Memcached、SQL Server、Dubbo、Oracle、MyBatis……旁白："同一个 Java 岗，一边新增大语言模型、RAG、云原生，一边</w:t>
       </w:r>
       <w:r>
         <w:rPr>
@@ -616,6 +680,7 @@
         <w:t>判出 23 项经典老技术栈退场</w:t>
       </w:r>
       <w:r>
+        <w:rPr/>
         <w:t>。这不是我们编的示例，是判据机械跑出来的——每一条淘汰都要求它在最新窗口的 JD 原文里</w:t>
       </w:r>
       <w:r>
@@ -625,14 +690,16 @@
         <w:t>一次都没出现</w:t>
       </w:r>
       <w:r>
+        <w:rPr/>
         <w:t>、原本还得是必备能力，而且窗口至少 20 条 JD 才允许下这个结论。"</w:t>
       </w:r>
     </w:p>
     <w:p>
       <w:pPr>
-        <w:pStyle w:val="ListBullet"/>
+        <w:pStyle w:val="ListBullet2"/>
       </w:pPr>
       <w:r>
+        <w:rPr/>
         <w:t>强调："</w:t>
       </w:r>
       <w:r>
@@ -642,6 +709,7 @@
         <w:t>共 621 条真实演化记录</w:t>
       </w:r>
       <w:r>
+        <w:rPr/>
         <w:t>——新增 367、淘汰 143、修改 111。</w:t>
       </w:r>
       <w:r>
@@ -651,6 +719,7 @@
         <w:t>15 个传统岗位</w:t>
       </w:r>
       <w:r>
+        <w:rPr/>
         <w:t xml:space="preserve">走完整时间链条，其中 6 个 AI 族岗位有 2024 中间态、已演化到 </w:t>
       </w:r>
       <w:r>
@@ -660,6 +729,7 @@
         <w:t>v3</w:t>
       </w:r>
       <w:r>
+        <w:rPr/>
         <w:t>；而</w:t>
       </w:r>
       <w:r>
@@ -669,14 +739,17 @@
         <w:t>另外 14 个岗位在 2018 的语料里根本找不到</w:t>
       </w:r>
       <w:r>
+        <w:rPr/>
         <w:t>——不是我们说它们新，是历史数据里压根没有它们，这就是'新岗位涌现'最直接的证据。"</w:t>
       </w:r>
     </w:p>
     <w:p>
       <w:pPr>
         <w:pStyle w:val="Heading2"/>
+        <w:keepNext/>
       </w:pPr>
       <w:r>
+        <w:rPr/>
         <w:t>镜头 4 ｜ 新岗位发现（6:00–7:20）⭐</w:t>
       </w:r>
     </w:p>
@@ -691,6 +764,7 @@
         <w:t>画面</w:t>
       </w:r>
       <w:r>
+        <w:rPr/>
         <w:t>："新岗位发现"（</w:t>
       </w:r>
       <w:r>
@@ -700,6 +774,7 @@
         <w:t>/discovery</w:t>
       </w:r>
       <w:r>
+        <w:rPr/>
         <w:t>）。</w:t>
       </w:r>
     </w:p>
@@ -714,6 +789,7 @@
         <w:t>旁白</w:t>
       </w:r>
       <w:r>
+        <w:rPr/>
         <w:t>："对市场上正在兴起的新岗位，系统坚持</w:t>
       </w:r>
       <w:r>
@@ -723,6 +799,7 @@
         <w:t>证据先行</w:t>
       </w:r>
       <w:r>
+        <w:rPr/>
         <w:t>：先匹配人社部文件与头部机构报告，再联网多源检索，最后才让大模型基于证据生成定义。"</w:t>
       </w:r>
     </w:p>
@@ -737,14 +814,16 @@
         <w:t>操作</w:t>
       </w:r>
       <w:r>
+        <w:rPr/>
         <w:t>：</w:t>
       </w:r>
     </w:p>
     <w:p>
       <w:pPr>
-        <w:pStyle w:val="ListBullet"/>
+        <w:pStyle w:val="ListBullet2"/>
       </w:pPr>
       <w:r>
+        <w:rPr/>
         <w:t>展示 6 个新兴岗位列表与</w:t>
       </w:r>
       <w:r>
@@ -754,14 +833,16 @@
         <w:t>"新出现 / 复兴"徽章</w:t>
       </w:r>
       <w:r>
+        <w:rPr/>
         <w:t>：AI 智能体开发工程师（新兴度 0.9，人社部工种）、具身智能工程师、数字孪生工程技术人员（1.0）……</w:t>
       </w:r>
     </w:p>
     <w:p>
       <w:pPr>
-        <w:pStyle w:val="ListBullet"/>
+        <w:pStyle w:val="ListBullet2"/>
       </w:pPr>
       <w:r>
+        <w:rPr/>
         <w:t>点开"人工智能数字人训练师"——</w:t>
       </w:r>
       <w:r>
@@ -771,22 +852,26 @@
         <w:t>复兴型（revived）</w:t>
       </w:r>
       <w:r>
+        <w:rPr/>
         <w:t>：2021-22 元宇宙热潮 → 退潮 → 2024-08 人社部增设工种 + 大模型驱动复兴；</w:t>
       </w:r>
     </w:p>
     <w:p>
       <w:pPr>
-        <w:pStyle w:val="ListBullet"/>
+        <w:pStyle w:val="ListBullet2"/>
       </w:pPr>
       <w:r>
+        <w:rPr/>
         <w:t>提一句降级叙事："曾经火热的'提示词工程师'已被系统降级为常规岗位——系统对岗位兴起/回落/复兴具备双向识别能力。"</w:t>
       </w:r>
     </w:p>
     <w:p>
       <w:pPr>
         <w:pStyle w:val="Heading2"/>
+        <w:keepNext/>
       </w:pPr>
       <w:r>
+        <w:rPr/>
         <w:t>镜头 5 ｜ 人岗匹配诊断与差距分析（7:20–8:50）</w:t>
       </w:r>
     </w:p>
@@ -801,6 +886,7 @@
         <w:t>画面</w:t>
       </w:r>
       <w:r>
+        <w:rPr/>
         <w:t>："人岗匹配诊断"（</w:t>
       </w:r>
       <w:r>
@@ -810,6 +896,7 @@
         <w:t>/match</w:t>
       </w:r>
       <w:r>
+        <w:rPr/>
         <w:t>）。</w:t>
       </w:r>
     </w:p>
@@ -824,6 +911,7 @@
         <w:t>旁白</w:t>
       </w:r>
       <w:r>
+        <w:rPr/>
         <w:t>："上传简历，系统解析技能、对比岗位图谱，给出精准差距诊断。简历仅内存解析，个人信息不留存。"</w:t>
       </w:r>
     </w:p>
@@ -838,6 +926,7 @@
         <w:t>操作</w:t>
       </w:r>
       <w:r>
+        <w:rPr/>
         <w:t>：选目标岗位 → 上传/粘贴简历（展示 torch→PyTorch 归一化）→ 匹配结果：综合匹配度仪表盘、多维雷达图、已具备 vs 能力缺口、按先修关系排序的学习路径、大模型改进建议。</w:t>
       </w:r>
     </w:p>
@@ -852,14 +941,17 @@
         <w:t>旁白</w:t>
       </w:r>
       <w:r>
+        <w:rPr/>
         <w:t>："从'你差什么'到'怎么补'。匹配分类准确率实测 100%。"</w:t>
       </w:r>
     </w:p>
     <w:p>
       <w:pPr>
         <w:pStyle w:val="Heading2"/>
+        <w:keepNext/>
       </w:pPr>
       <w:r>
+        <w:rPr/>
         <w:t>镜头 6 ｜ 收束（8:50–9:30）</w:t>
       </w:r>
     </w:p>
@@ -874,6 +966,7 @@
         <w:t>画面</w:t>
       </w:r>
       <w:r>
+        <w:rPr/>
         <w:t>：数据驾驶舱全景 + 指标字幕。</w:t>
       </w:r>
     </w:p>
@@ -888,25 +981,8 @@
         <w:t>旁白</w:t>
       </w:r>
       <w:r>
-        <w:t>："智岗图谱已稳定部署上线：2570 条真实 JD、32 个岗位、3952 项技能、7999 条溯源证据、621 条真实演化记录；JD 解析 F1 98.25%、简历提取 96.49%、人岗匹配 100%。全库置信度均值 0.5613——这个数字比上一版</w:t>
-      </w:r>
-      <w:r>
-        <w:rPr>
-          <w:b/>
-        </w:rPr>
-        <w:t>低</w:t>
-      </w:r>
-      <w:r>
-        <w:t>，因为我们把 6 个原本靠联网检索打分、置信度虚高到 1.0 的新兴岗位，改由真实 JD 语料重建、纳入同一条交叉验证链。</w:t>
-      </w:r>
-      <w:r>
-        <w:rPr>
-          <w:b/>
-        </w:rPr>
-        <w:t>公式一个参数都没动。</w:t>
-      </w:r>
-      <w:r>
-        <w:t xml:space="preserve"> 真实数据、诚实置信、全程可溯源——让人才与岗位，精准相遇。"</w:t>
+        <w:rPr/>
+        <w:t>："智岗图谱已稳定部署上线：2570 条真实 JD、去重后有效 2404 条，32 个岗位、3952 项技能、9128 条可回溯 RawJD 的 Evidence、21 条 AuthorityEvidence（覆盖 19 个岗位）、621 条真实演化记录；JD 解析 F1 98.25%、简历提取 96.49%、人岗匹配 100%。R6 最终全库岗位置信度均值 0.5502（2026-08-30 口径；既有 0.5271 / 新兴 0.6507），比 R6 整改前基线 0.4783 提升；有效 JD 雇主识别 2105/2404（87.56%），RoleContract 6/32 ready（18.75%）。我们严格考证 13 条权威佐证，不硬凑其余缺口；摘除 155 个错挂 JD—岗位对、删除 605 条错误 Evidence、将 64 条 active 降为 candidate；分级画像修到 828 条覆盖 27 岗且 0/828 越界。每个分数按独立雇主实体去重并保留证据链。真实数据、诚实置信、全程可溯源——让人才与岗位，精准相遇。"</w:t>
       </w:r>
     </w:p>
     <w:p>
@@ -920,14 +996,17 @@
         <w:t>字幕</w:t>
       </w:r>
       <w:r>
+        <w:rPr/>
         <w:t>：在线体验 http://101.200.184.201:8200/</w:t>
       </w:r>
     </w:p>
     <w:p>
       <w:pPr>
         <w:pStyle w:val="Heading2"/>
+        <w:keepNext/>
       </w:pPr>
       <w:r>
+        <w:rPr/>
         <w:t>录制小贴士</w:t>
       </w:r>
     </w:p>
@@ -936,6 +1015,7 @@
         <w:pStyle w:val="ListBullet"/>
       </w:pPr>
       <w:r>
+        <w:rPr/>
         <w:t>新岗位发现与匹配涉及大模型/联网调用，约 10–20 秒，可在后期加速或用加载动画过渡；</w:t>
       </w:r>
     </w:p>
@@ -944,6 +1024,7 @@
         <w:pStyle w:val="ListBullet"/>
       </w:pPr>
       <w:r>
+        <w:rPr/>
         <w:t>建议提前在浏览器打开各页面预热；匹配演示可先用"粘贴文本"模式确保稳定，再展示 PDF 上传；</w:t>
       </w:r>
     </w:p>
@@ -952,7 +1033,8 @@
         <w:pStyle w:val="ListBullet"/>
       </w:pPr>
       <w:r>
-        <w:t>关键数字（2570/32/3952/621/98.25%/0.5613 等）用字幕强调；置信度五因子弹窗与真实 JD 链接点开是"真实性"最有说服力的两个镜头，务必给特写；Java 岗 23 项 🔴 淘汰的满屏列表建议单独给一个静帧 + 字幕"23 项经典 Java 技术栈退场"；</w:t>
+        <w:rPr/>
+        <w:t>关键数字（2570/2404/32/3952/812/3604/1231/9128/21/621/828/0.5502/2105÷2404/6÷32/98.25% 等）用字幕强调；置信度五因子弹窗与真实 JD 链接点开是"真实性"最有说服力的两个镜头，务必给特写；Java 岗 23 项 🔴 淘汰的满屏列表建议单独给一个静帧 + 字幕"23 项经典 Java 技术栈退场"；</w:t>
       </w:r>
     </w:p>
     <w:p>
@@ -966,7 +1048,8 @@
         <w:t>诚实口径提醒</w:t>
       </w:r>
       <w:r>
-        <w:t>：若评委追问演化数据，可主动说明两点——①"2018 与 2024 两个切片各自只有单一数据集来源，交叉验证拿不到多源支持，所以 2026 这一步的变更量偏大（493/621 条），其中一部分来自来源丰富度提升而非纯粹的能力增长"；②淘汰判据"宁可少判不可错判"：窗口 JD 数不足 20 的岗位主动不下淘汰结论（曾在门槛 10 时把 16 条 JD 的运维岗 Nginx 误判为淘汰），且 Java 岗的 Django/Flask 属 2018 语料聚类污染、不是真实退场——主动交代局限比被问出来更有说服力。</w:t>
+        <w:rPr/>
+        <w:t>：若评委追问演化数据，可主动说明两点——①"2018 与 2024 两个切片各自只有单一数据集渠道，交叉验证拿不到多雇主支持；2026 虽覆盖四类主要分发渠道，仍按独立雇主实体去重，所以 2026 这一步的变更量偏大（493/621 条），其中一部分来自来源丰富度提升而非纯粹的能力增长"；②淘汰判据"宁可少判不可错判"：窗口 JD 数不足 20 的岗位主动不下淘汰结论（曾在门槛 10 时把 16 条 JD 的运维岗 Nginx 误判为淘汰），且 Java 岗的 Django/Flask 属 2018 语料聚类污染、不是真实退场——主动交代局限比被问出来更有说服力。</w:t>
       </w:r>
     </w:p>
     <w:sectPr>

--- a/docs/演示视频脚本.docx
+++ b/docs/演示视频脚本.docx
@@ -115,7 +115,7 @@
         <w:rPr>
           <w:b/>
         </w:rPr>
-        <w:t>2570 条真实招聘 JD</w:t>
+        <w:t>3090 条真实招聘 JD</w:t>
       </w:r>
       <w:r>
         <w:rPr/>
@@ -143,7 +143,7 @@
       </w:pPr>
       <w:r>
         <w:rPr/>
-        <w:t>鼠标划过 KPI 卡（岗位 32、技能 3952、真实 JD 2570、Evidence 9128）；</w:t>
+        <w:t>鼠标划过 KPI 卡（岗位 32、技能 3952、真实 JD 3090、Evidence 12277）；</w:t>
       </w:r>
     </w:p>
     <w:p>
@@ -162,7 +162,7 @@
       </w:r>
       <w:r>
         <w:rPr/>
-        <w:t>：采集 2570 → SimHash 查重剔 166 → 解析 2404 → 交叉验证确认 812 / 候选 3604 → 入图谱，强调"每一环都有真实数字可查"；</w:t>
+        <w:t>：采集 3090 → SimHash 查重剔 230 → 解析 2860 → 交叉验证确认 812 / 候选 3604 → 入图谱，强调"每一环都有真实数字可查"；</w:t>
       </w:r>
     </w:p>
     <w:p>
@@ -187,11 +187,11 @@
         <w:rPr>
           <w:b/>
         </w:rPr>
-        <w:t>5 类渠道、6 个 source、15 个采集批次</w:t>
+        <w:t>5 类渠道、6 个 source、21 个采集批次</w:t>
       </w:r>
       <w:r>
         <w:rPr/>
-        <w:t>——飞书招聘 SaaS 企业官网 774（11 家企业官方招聘官网）、国聘网 671（国家级公共招聘平台）、腾讯招聘 272、网易招聘 253，加 2018 与 2024 两个公开数据集各 300 条作为历史切片——"每条 JD 渠道、URL、批次全程可溯源；有效非重复 JD 的雇主识别 2105/2404（87.56%），同雇主跨平台只计一个雇主支持"；</w:t>
+        <w:t>——飞书招聘 SaaS 企业官网 1022（11 家企业官方招聘官网）、国聘网 943（国家级公共招聘平台）、腾讯招聘 272、网易招聘 253，加 2018 与 2024 两个公开数据集各 300 条作为历史切片——"每条 JD 渠道、URL、批次全程可溯源；有效非重复 JD 的雇主识别 2561/2860（89.55%），同雇主跨平台只计一个雇主支持"；</w:t>
       </w:r>
     </w:p>
     <w:p>
@@ -982,7 +982,7 @@
       </w:r>
       <w:r>
         <w:rPr/>
-        <w:t>："智岗图谱已稳定部署上线：2570 条真实 JD、去重后有效 2404 条，32 个岗位、3952 项技能、9128 条可回溯 RawJD 的 Evidence、21 条 AuthorityEvidence（覆盖 19 个岗位）、621 条真实演化记录；JD 解析 F1 98.25%、简历提取 96.49%、人岗匹配 100%。R6 最终全库岗位置信度均值 0.5502（2026-08-30 口径；既有 0.5271 / 新兴 0.6507），比 R6 整改前基线 0.4783 提升；有效 JD 雇主识别 2105/2404（87.56%），RoleContract 6/32 ready（18.75%）。我们严格考证 13 条权威佐证，不硬凑其余缺口；摘除 155 个错挂 JD—岗位对、删除 605 条错误 Evidence、将 64 条 active 降为 candidate；分级画像修到 828 条覆盖 27 岗且 0/828 越界。每个分数按独立雇主实体去重并保留证据链。真实数据、诚实置信、全程可溯源——让人才与岗位，精准相遇。"</w:t>
+        <w:t>："智岗图谱已稳定部署上线：3090 条真实 JD、去重后有效 2860 条，32 个岗位、3952 项技能、12277 条可回溯 RawJD 的 Evidence、21 条 AuthorityEvidence（覆盖 19 个岗位）、621 条真实演化记录；JD 解析 F1 98.25%、简历提取 96.49%、人岗匹配 100%。R6 最终全库岗位置信度均值 0.5502（2026-08-30 口径；既有 0.5271 / 新兴 0.6507），比 R6 整改前基线 0.4783 提升；有效 JD 雇主识别 2561/2860（89.55%），RoleContract 6/32 ready（18.75%）。我们严格考证 13 条权威佐证，不硬凑其余缺口；摘除 155 个错挂 JD—岗位对、删除 605 条错误 Evidence、将 64 条 active 降为 candidate；分级画像修到 828 条覆盖 27 岗且 0/828 越界。每个分数按独立雇主实体去重并保留证据链。真实数据、诚实置信、全程可溯源——让人才与岗位，精准相遇。"</w:t>
       </w:r>
     </w:p>
     <w:p>
@@ -1034,7 +1034,7 @@
       </w:pPr>
       <w:r>
         <w:rPr/>
-        <w:t>关键数字（2570/2404/32/3952/812/3604/1231/9128/21/621/828/0.5502/2105÷2404/6÷32/98.25% 等）用字幕强调；置信度五因子弹窗与真实 JD 链接点开是"真实性"最有说服力的两个镜头，务必给特写；Java 岗 23 项 🔴 淘汰的满屏列表建议单独给一个静帧 + 字幕"23 项经典 Java 技术栈退场"；</w:t>
+        <w:t>关键数字（3090/2860/32/3952/812/3604/1231/12277/21/621/828/0.5502/2561÷2860/6÷32/98.25% 等）用字幕强调；置信度五因子弹窗与真实 JD 链接点开是"真实性"最有说服力的两个镜头，务必给特写；Java 岗 23 项 🔴 淘汰的满屏列表建议单独给一个静帧 + 字幕"23 项经典 Java 技术栈退场"；</w:t>
       </w:r>
     </w:p>
     <w:p>

--- a/docs/演示视频脚本.docx
+++ b/docs/演示视频脚本.docx
@@ -35,11 +35,11 @@
         <w:rPr>
           <w:b/>
         </w:rPr>
-        <w:t>9 分 30 秒</w:t>
+        <w:t>9 分 50 秒</w:t>
       </w:r>
       <w:r>
         <w:rPr/>
-        <w:t>。按"背景痛点 → 数据驾驶舱（真实数据闭环）→ 全景图谱 → 岗位详情（技能点/置信度/溯源/权威依据/演化对照）→ 岗位能力演化（级别 + 时间）→ 新岗位发现 → 人岗匹配诊断 → 收束"组织，</w:t>
+        <w:t>。按"公共门户与登录 → 数据驾驶舱（真实数据闭环）→ 全景图谱 → 岗位详情（技能点/置信度/溯源/权威依据/演化对照）→ 岗位能力演化（级别 + 时间）→ 新岗位发现 → 人岗匹配诊断 → 收束"组织，</w:t>
       </w:r>
       <w:r>
         <w:rPr>
@@ -59,7 +59,7 @@
       </w:pPr>
       <w:r>
         <w:rPr/>
-        <w:t>镜头 0 ｜ 开场：数据驾驶舱（0:00–1:10）</w:t>
+        <w:t>镜头 0 ｜ 开场：公共门户与登录（0:00–0:35）</w:t>
       </w:r>
     </w:p>
     <w:p>
@@ -74,13 +74,375 @@
       </w:r>
       <w:r>
         <w:rPr/>
-        <w:t>：系统首页"数据驾驶舱"（</w:t>
+        <w:t>：访问 http://101.200.184.201:8200/ ——</w:t>
       </w:r>
       <w:r>
         <w:rPr>
           <w:rFonts w:ascii="Consolas" w:hAnsi="Consolas"/>
         </w:rPr>
         <w:t>/</w:t>
+      </w:r>
+      <w:r>
+        <w:rPr/>
+        <w:t xml:space="preserve"> 是</w:t>
+      </w:r>
+      <w:r>
+        <w:rPr>
+          <w:b/>
+        </w:rPr>
+        <w:t>公共门户</w:t>
+      </w:r>
+      <w:r>
+        <w:rPr/>
+        <w:t>（</w:t>
+      </w:r>
+      <w:r>
+        <w:rPr>
+          <w:rFonts w:ascii="Consolas" w:hAnsi="Consolas"/>
+        </w:rPr>
+        <w:t>pages/Portal.tsx</w:t>
+      </w:r>
+      <w:r>
+        <w:rPr/>
+        <w:t>），不是驾驶舱。</w:t>
+      </w:r>
+    </w:p>
+    <w:p>
+      <w:pPr>
+        <w:pStyle w:val="ListBullet"/>
+      </w:pPr>
+      <w:r>
+        <w:rPr>
+          <w:b/>
+        </w:rPr>
+        <w:t>旁白</w:t>
+      </w:r>
+      <w:r>
+        <w:rPr/>
+        <w:t>："数字经济时代，技术迭代远超人才培养周期。智岗图谱把散落在招聘 JD、简历与团队里的能力语言，整理成同一套可溯源的岗位图谱。"</w:t>
+      </w:r>
+    </w:p>
+    <w:p>
+      <w:pPr>
+        <w:pStyle w:val="ListBullet"/>
+      </w:pPr>
+      <w:r>
+        <w:rPr>
+          <w:b/>
+        </w:rPr>
+        <w:t>操作</w:t>
+      </w:r>
+      <w:r>
+        <w:rPr/>
+        <w:t>：</w:t>
+      </w:r>
+    </w:p>
+    <w:p>
+      <w:pPr>
+        <w:pStyle w:val="ListBullet2"/>
+      </w:pPr>
+      <w:r>
+        <w:rPr/>
+        <w:t>门户首屏停 3–5 秒：三条主张（证据先于结论 / 能力关系可计算 / 变化持续可追踪）与六段流程条（数据治理 → 发现与演化 → 审核发布 → 图谱匹配 → 团队盘点 → 反馈回流）；</w:t>
+      </w:r>
+    </w:p>
+    <w:p>
+      <w:pPr>
+        <w:pStyle w:val="ListBullet2"/>
+      </w:pPr>
+      <w:r>
+        <w:rPr/>
+        <w:t xml:space="preserve">指一下首屏数据条："这几个数字不是写死的，未登录也能看——门户直接读 </w:t>
+      </w:r>
+      <w:r>
+        <w:rPr>
+          <w:rFonts w:ascii="Consolas" w:hAnsi="Consolas"/>
+        </w:rPr>
+        <w:t>/api/public/stats</w:t>
+      </w:r>
+      <w:r>
+        <w:rPr/>
+        <w:t>，是后端</w:t>
+      </w:r>
+      <w:r>
+        <w:rPr>
+          <w:b/>
+        </w:rPr>
+        <w:t>逐字段白名单</w:t>
+      </w:r>
+      <w:r>
+        <w:rPr/>
+        <w:t>放出来的 7 个汇总值"；</w:t>
+      </w:r>
+    </w:p>
+    <w:p>
+      <w:pPr>
+        <w:pStyle w:val="ListBullet2"/>
+      </w:pPr>
+      <w:r>
+        <w:rPr/>
+        <w:t xml:space="preserve">点右上角"登录"，用演示账号 </w:t>
+      </w:r>
+      <w:r>
+        <w:rPr>
+          <w:rFonts w:ascii="Consolas" w:hAnsi="Consolas"/>
+        </w:rPr>
+        <w:t>demo-user</w:t>
+      </w:r>
+      <w:r>
+        <w:rPr/>
+        <w:t xml:space="preserve"> / </w:t>
+      </w:r>
+      <w:r>
+        <w:rPr>
+          <w:rFonts w:ascii="Consolas" w:hAnsi="Consolas"/>
+        </w:rPr>
+        <w:t>DemoUser123!</w:t>
+      </w:r>
+      <w:r>
+        <w:rPr/>
+        <w:t xml:space="preserve"> 登录（个人用户视角，见《示例账号》）。登录后左侧出现导航栏，进入 </w:t>
+      </w:r>
+      <w:r>
+        <w:rPr>
+          <w:rFonts w:ascii="Consolas" w:hAnsi="Consolas"/>
+        </w:rPr>
+        <w:t>/dashboard</w:t>
+      </w:r>
+      <w:r>
+        <w:rPr/>
+        <w:t>。</w:t>
+      </w:r>
+    </w:p>
+    <w:p>
+      <w:pPr>
+        <w:ind w:left="288"/>
+      </w:pPr>
+      <w:r>
+        <w:rPr>
+          <w:b/>
+          <w:i/>
+          <w:color w:val="556573"/>
+        </w:rPr>
+        <w:t>录制必读</w:t>
+      </w:r>
+      <w:r>
+        <w:rPr>
+          <w:i/>
+          <w:color w:val="556573"/>
+        </w:rPr>
+        <w:t>：</w:t>
+      </w:r>
+      <w:r>
+        <w:rPr>
+          <w:rFonts w:ascii="Consolas" w:hAnsi="Consolas"/>
+          <w:i/>
+          <w:color w:val="556573"/>
+        </w:rPr>
+        <w:t>/</w:t>
+      </w:r>
+      <w:r>
+        <w:rPr>
+          <w:i/>
+          <w:color w:val="556573"/>
+        </w:rPr>
+        <w:t xml:space="preserve"> 已经不是驾驶舱了。除门户、登录/注册外，</w:t>
+      </w:r>
+      <w:r>
+        <w:rPr>
+          <w:b/>
+          <w:i/>
+          <w:color w:val="556573"/>
+        </w:rPr>
+        <w:t>所有内页都需要登录</w:t>
+      </w:r>
+      <w:r>
+        <w:rPr>
+          <w:i/>
+          <w:color w:val="556573"/>
+        </w:rPr>
+        <w:t xml:space="preserve"> （</w:t>
+      </w:r>
+      <w:r>
+        <w:rPr>
+          <w:rFonts w:ascii="Consolas" w:hAnsi="Consolas"/>
+          <w:i/>
+          <w:color w:val="556573"/>
+        </w:rPr>
+        <w:t>App.tsx</w:t>
+      </w:r>
+      <w:r>
+        <w:rPr>
+          <w:i/>
+          <w:color w:val="556573"/>
+        </w:rPr>
+        <w:t xml:space="preserve"> 的 </w:t>
+      </w:r>
+      <w:r>
+        <w:rPr>
+          <w:rFonts w:ascii="Consolas" w:hAnsi="Consolas"/>
+          <w:i/>
+          <w:color w:val="556573"/>
+        </w:rPr>
+        <w:t>RequireAuth</w:t>
+      </w:r>
+      <w:r>
+        <w:rPr>
+          <w:i/>
+          <w:color w:val="556573"/>
+        </w:rPr>
+        <w:t xml:space="preserve">，后端 </w:t>
+      </w:r>
+      <w:r>
+        <w:rPr>
+          <w:rFonts w:ascii="Consolas" w:hAnsi="Consolas"/>
+          <w:i/>
+          <w:color w:val="556573"/>
+        </w:rPr>
+        <w:t>main.py</w:t>
+      </w:r>
+      <w:r>
+        <w:rPr>
+          <w:i/>
+          <w:color w:val="556573"/>
+        </w:rPr>
+        <w:t xml:space="preserve"> 里 10 个 router 统一挂 </w:t>
+      </w:r>
+      <w:r>
+        <w:rPr>
+          <w:rFonts w:ascii="Consolas" w:hAnsi="Consolas"/>
+          <w:i/>
+          <w:color w:val="556573"/>
+        </w:rPr>
+        <w:t>Depends(current_actor)</w:t>
+      </w:r>
+      <w:r>
+        <w:rPr>
+          <w:i/>
+          <w:color w:val="556573"/>
+        </w:rPr>
+        <w:t xml:space="preserve">），直接敲 </w:t>
+      </w:r>
+      <w:r>
+        <w:rPr>
+          <w:rFonts w:ascii="Consolas" w:hAnsi="Consolas"/>
+          <w:i/>
+          <w:color w:val="556573"/>
+        </w:rPr>
+        <w:t>/dashboard</w:t>
+      </w:r>
+      <w:r>
+        <w:rPr>
+          <w:i/>
+          <w:color w:val="556573"/>
+        </w:rPr>
+        <w:t xml:space="preserve"> 会被弹回登录页。若要演示 HR 工作台（</w:t>
+      </w:r>
+      <w:r>
+        <w:rPr>
+          <w:rFonts w:ascii="Consolas" w:hAnsi="Consolas"/>
+          <w:i/>
+          <w:color w:val="556573"/>
+        </w:rPr>
+        <w:t>/hr</w:t>
+      </w:r>
+      <w:r>
+        <w:rPr>
+          <w:i/>
+          <w:color w:val="556573"/>
+        </w:rPr>
+        <w:t>）或管理后台（</w:t>
+      </w:r>
+      <w:r>
+        <w:rPr>
+          <w:rFonts w:ascii="Consolas" w:hAnsi="Consolas"/>
+          <w:i/>
+          <w:color w:val="556573"/>
+        </w:rPr>
+        <w:t>/admin</w:t>
+      </w:r>
+      <w:r>
+        <w:rPr>
+          <w:i/>
+          <w:color w:val="556573"/>
+        </w:rPr>
+        <w:t xml:space="preserve">），需另外用 </w:t>
+      </w:r>
+      <w:r>
+        <w:rPr>
+          <w:rFonts w:ascii="Consolas" w:hAnsi="Consolas"/>
+          <w:i/>
+          <w:color w:val="556573"/>
+        </w:rPr>
+        <w:t>demo-hr</w:t>
+      </w:r>
+      <w:r>
+        <w:rPr>
+          <w:i/>
+          <w:color w:val="556573"/>
+        </w:rPr>
+        <w:t xml:space="preserve"> / </w:t>
+      </w:r>
+      <w:r>
+        <w:rPr>
+          <w:rFonts w:ascii="Consolas" w:hAnsi="Consolas"/>
+          <w:i/>
+          <w:color w:val="556573"/>
+        </w:rPr>
+        <w:t>demo-admin</w:t>
+      </w:r>
+      <w:r>
+        <w:rPr>
+          <w:i/>
+          <w:color w:val="556573"/>
+        </w:rPr>
+        <w:t xml:space="preserve"> 登录——按此脚本录制全程用 </w:t>
+      </w:r>
+      <w:r>
+        <w:rPr>
+          <w:rFonts w:ascii="Consolas" w:hAnsi="Consolas"/>
+          <w:i/>
+          <w:color w:val="556573"/>
+        </w:rPr>
+        <w:t>demo-user</w:t>
+      </w:r>
+      <w:r>
+        <w:rPr>
+          <w:i/>
+          <w:color w:val="556573"/>
+        </w:rPr>
+        <w:t xml:space="preserve"> 即可。</w:t>
+      </w:r>
+    </w:p>
+    <w:p>
+      <w:pPr>
+        <w:pStyle w:val="Heading2"/>
+        <w:keepNext/>
+      </w:pPr>
+      <w:r>
+        <w:rPr/>
+        <w:t>镜头 1 ｜ 数据驾驶舱：真实数据闭环（0:35–1:30）</w:t>
+      </w:r>
+    </w:p>
+    <w:p>
+      <w:pPr>
+        <w:pStyle w:val="ListBullet"/>
+      </w:pPr>
+      <w:r>
+        <w:rPr>
+          <w:b/>
+        </w:rPr>
+        <w:t>画面</w:t>
+      </w:r>
+      <w:r>
+        <w:rPr/>
+        <w:t>：登录后的"数据驾驶舱"（</w:t>
+      </w:r>
+      <w:r>
+        <w:rPr>
+          <w:rFonts w:ascii="Consolas" w:hAnsi="Consolas"/>
+        </w:rPr>
+        <w:t>/dashboard</w:t>
       </w:r>
       <w:r>
         <w:rPr/>
@@ -99,17 +461,7 @@
       </w:r>
       <w:r>
         <w:rPr/>
-        <w:t>："数字经济时代，技术迭代远超人才培养周期。我们打造了</w:t>
-      </w:r>
-      <w:r>
-        <w:rPr>
-          <w:b/>
-        </w:rPr>
-        <w:t>智岗图谱</w:t>
-      </w:r>
-      <w:r>
-        <w:rPr/>
-        <w:t>——一个由</w:t>
+        <w:t>："进来第一屏就是数据驾驶舱——整个图谱由</w:t>
       </w:r>
       <w:r>
         <w:rPr>
@@ -119,7 +471,7 @@
       </w:r>
       <w:r>
         <w:rPr/>
-        <w:t xml:space="preserve"> 驱动、可自我进化的'人才能力大脑'。"</w:t>
+        <w:t xml:space="preserve"> 驱动，可自我进化的'人才能力大脑'。"</w:t>
       </w:r>
     </w:p>
     <w:p>
@@ -220,7 +572,7 @@
       </w:pPr>
       <w:r>
         <w:rPr/>
-        <w:t>镜头 1 ｜ 全景能力图谱（1:10–2:20）</w:t>
+        <w:t>镜头 2 ｜ 全景能力图谱（1:30–2:40）</w:t>
       </w:r>
     </w:p>
     <w:p>
@@ -295,7 +647,7 @@
       </w:pPr>
       <w:r>
         <w:rPr/>
-        <w:t>镜头 2 ｜ 岗位详情：可解释、可溯源（2:20–4:10）⭐</w:t>
+        <w:t>镜头 3 ｜ 岗位详情：可解释、可溯源（2:40–4:30）⭐</w:t>
       </w:r>
     </w:p>
     <w:p>
@@ -491,7 +843,7 @@
       </w:pPr>
       <w:r>
         <w:rPr/>
-        <w:t>镜头 3 ｜ 岗位能力演化：级别 + 时间（4:10–6:00）⭐</w:t>
+        <w:t>镜头 4 ｜ 岗位能力演化：级别 + 时间（4:30–6:20）⭐</w:t>
       </w:r>
     </w:p>
     <w:p>
@@ -750,7 +1102,7 @@
       </w:pPr>
       <w:r>
         <w:rPr/>
-        <w:t>镜头 4 ｜ 新岗位发现（6:00–7:20）⭐</w:t>
+        <w:t>镜头 5 ｜ 新岗位发现（6:20–7:40）⭐</w:t>
       </w:r>
     </w:p>
     <w:p>
@@ -872,7 +1224,7 @@
       </w:pPr>
       <w:r>
         <w:rPr/>
-        <w:t>镜头 5 ｜ 人岗匹配诊断与差距分析（7:20–8:50）</w:t>
+        <w:t>镜头 6 ｜ 人岗匹配诊断与差距分析（7:40–9:10）</w:t>
       </w:r>
     </w:p>
     <w:p>
@@ -942,7 +1294,7 @@
       </w:r>
       <w:r>
         <w:rPr/>
-        <w:t>："从'你差什么'到'怎么补'。匹配分类准确率实测 100%。"</w:t>
+        <w:t>："从'你差什么'到'怎么补'。匹配分类准确率实测 100%（n=15 个人岗评测对，样本量有限，不做统计推断）。"</w:t>
       </w:r>
     </w:p>
     <w:p>
@@ -952,7 +1304,7 @@
       </w:pPr>
       <w:r>
         <w:rPr/>
-        <w:t>镜头 6 ｜ 收束（8:50–9:30）</w:t>
+        <w:t>镜头 7 ｜ 收束（9:10–9:50）</w:t>
       </w:r>
     </w:p>
     <w:p>
@@ -967,7 +1319,17 @@
       </w:r>
       <w:r>
         <w:rPr/>
-        <w:t>：数据驾驶舱全景 + 指标字幕。</w:t>
+        <w:t>：数据驾驶舱（</w:t>
+      </w:r>
+      <w:r>
+        <w:rPr>
+          <w:rFonts w:ascii="Consolas" w:hAnsi="Consolas"/>
+        </w:rPr>
+        <w:t>/dashboard</w:t>
+      </w:r>
+      <w:r>
+        <w:rPr/>
+        <w:t>）全景 + 指标字幕。</w:t>
       </w:r>
     </w:p>
     <w:p>
@@ -1008,6 +1370,86 @@
       <w:r>
         <w:rPr/>
         <w:t>录制小贴士</w:t>
+      </w:r>
+    </w:p>
+    <w:p>
+      <w:pPr>
+        <w:pStyle w:val="ListBullet"/>
+      </w:pPr>
+      <w:r>
+        <w:rPr>
+          <w:b/>
+        </w:rPr>
+        <w:t>开录前先登录</w:t>
+      </w:r>
+      <w:r>
+        <w:rPr/>
+        <w:t xml:space="preserve">：浏览器先用 </w:t>
+      </w:r>
+      <w:r>
+        <w:rPr>
+          <w:rFonts w:ascii="Consolas" w:hAnsi="Consolas"/>
+        </w:rPr>
+        <w:t>demo-user</w:t>
+      </w:r>
+      <w:r>
+        <w:rPr/>
+        <w:t xml:space="preserve"> / </w:t>
+      </w:r>
+      <w:r>
+        <w:rPr>
+          <w:rFonts w:ascii="Consolas" w:hAnsi="Consolas"/>
+        </w:rPr>
+        <w:t>DemoUser123!</w:t>
+      </w:r>
+      <w:r>
+        <w:rPr/>
+        <w:t xml:space="preserve"> 登录一次，会话 TTL 8 小时，一次录完足够；中途会话过期会被弹回 </w:t>
+      </w:r>
+      <w:r>
+        <w:rPr>
+          <w:rFonts w:ascii="Consolas" w:hAnsi="Consolas"/>
+        </w:rPr>
+        <w:t>/login</w:t>
+      </w:r>
+      <w:r>
+        <w:rPr/>
+        <w:t>，整条镜头作废，长时间分段录制建议每段开始前确认右上角头像还在；</w:t>
+      </w:r>
+    </w:p>
+    <w:p>
+      <w:pPr>
+        <w:pStyle w:val="ListBullet"/>
+      </w:pPr>
+      <w:r>
+        <w:rPr>
+          <w:b/>
+        </w:rPr>
+        <w:t>线上站是只读演示站</w:t>
+      </w:r>
+      <w:r>
+        <w:rPr/>
+        <w:t>（</w:t>
+      </w:r>
+      <w:r>
+        <w:rPr>
+          <w:rFonts w:ascii="Consolas" w:hAnsi="Consolas"/>
+        </w:rPr>
+        <w:t>READ_ONLY=1</w:t>
+      </w:r>
+      <w:r>
+        <w:rPr/>
+        <w:t xml:space="preserve">）：岗位详情页的"编辑/删除能力项""人工新增能力项"等写按钮 </w:t>
+      </w:r>
+      <w:r>
+        <w:rPr>
+          <w:b/>
+        </w:rPr>
+        <w:t>不会渲染</w:t>
+      </w:r>
+      <w:r>
+        <w:rPr/>
+        <w:t>，不要照着旧素材去找；新岗位发现与能力演化仍可完整演示——它们降级为 dry-run，大模型与联网检索照跑、结果照渲染，只是不落库，观众看到的过程与效果完全一致；</w:t>
       </w:r>
     </w:p>
     <w:p>
